--- a/Báo cáo.docx
+++ b/Báo cáo.docx
@@ -13796,7 +13796,7 @@
           <w:noProof/>
         </w:rPr>
         <w:drawing>
-          <wp:anchor distT="0" distB="0" distL="114300" distR="114300" simplePos="0" relativeHeight="251661312" behindDoc="1" locked="0" layoutInCell="1" allowOverlap="1" wp14:anchorId="293E1310" wp14:editId="1576CAB8">
+          <wp:anchor distT="0" distB="0" distL="114300" distR="114300" simplePos="0" relativeHeight="251661312" behindDoc="1" locked="0" layoutInCell="1" allowOverlap="1" wp14:anchorId="293E1310" wp14:editId="04BA7524">
             <wp:simplePos x="0" y="0"/>
             <wp:positionH relativeFrom="margin">
               <wp:align>right</wp:align>
@@ -13804,14 +13804,14 @@
             <wp:positionV relativeFrom="paragraph">
               <wp:posOffset>946381</wp:posOffset>
             </wp:positionV>
-            <wp:extent cx="5745480" cy="2619375"/>
-            <wp:effectExtent l="0" t="0" r="7620" b="9525"/>
+            <wp:extent cx="5744210" cy="2619375"/>
+            <wp:effectExtent l="0" t="0" r="8890" b="0"/>
             <wp:wrapTight wrapText="bothSides">
               <wp:wrapPolygon edited="0">
                 <wp:start x="0" y="0"/>
-                <wp:lineTo x="0" y="21521"/>
-                <wp:lineTo x="21557" y="21521"/>
-                <wp:lineTo x="21557" y="0"/>
+                <wp:lineTo x="0" y="21364"/>
+                <wp:lineTo x="21562" y="21364"/>
+                <wp:lineTo x="21562" y="0"/>
                 <wp:lineTo x="0" y="0"/>
               </wp:wrapPolygon>
             </wp:wrapTight>
@@ -13843,7 +13843,7 @@
                   <pic:spPr bwMode="auto">
                     <a:xfrm>
                       <a:off x="0" y="0"/>
-                      <a:ext cx="5745480" cy="2619375"/>
+                      <a:ext cx="5744663" cy="2619375"/>
                     </a:xfrm>
                     <a:prstGeom prst="rect">
                       <a:avLst/>
@@ -16272,9 +16272,9 @@
           <w:color w:val="000000" w:themeColor="text1"/>
         </w:rPr>
         <w:drawing>
-          <wp:inline distT="0" distB="0" distL="0" distR="0" wp14:anchorId="2126EECA" wp14:editId="376D0747">
-            <wp:extent cx="5760720" cy="2636520"/>
-            <wp:effectExtent l="0" t="0" r="0" b="0"/>
+          <wp:inline distT="0" distB="0" distL="0" distR="0" wp14:anchorId="2126EECA" wp14:editId="7DF3957A">
+            <wp:extent cx="5760720" cy="2623694"/>
+            <wp:effectExtent l="0" t="0" r="0" b="5715"/>
             <wp:docPr id="1964134050" name="Picture 2"/>
             <wp:cNvGraphicFramePr>
               <a:graphicFrameLocks xmlns:a="http://schemas.openxmlformats.org/drawingml/2006/main" noChangeAspect="1"/>
@@ -16283,7 +16283,7 @@
               <a:graphicData uri="http://schemas.openxmlformats.org/drawingml/2006/picture">
                 <pic:pic xmlns:pic="http://schemas.openxmlformats.org/drawingml/2006/picture">
                   <pic:nvPicPr>
-                    <pic:cNvPr id="0" name="Picture 2"/>
+                    <pic:cNvPr id="1964134050" name="Picture 2"/>
                     <pic:cNvPicPr>
                       <a:picLocks noChangeAspect="1" noChangeArrowheads="1"/>
                     </pic:cNvPicPr>
@@ -16296,7 +16296,6 @@
                         </a:ext>
                       </a:extLst>
                     </a:blip>
-                    <a:srcRect/>
                     <a:stretch>
                       <a:fillRect/>
                     </a:stretch>
@@ -16304,7 +16303,7 @@
                   <pic:spPr bwMode="auto">
                     <a:xfrm>
                       <a:off x="0" y="0"/>
-                      <a:ext cx="5760720" cy="2636520"/>
+                      <a:ext cx="5760720" cy="2623694"/>
                     </a:xfrm>
                     <a:prstGeom prst="rect">
                       <a:avLst/>
@@ -16437,46 +16436,24 @@
         <w:rPr>
           <w:b/>
           <w:bCs/>
-          <w:color w:val="000000" w:themeColor="text1"/>
-        </w:rPr>
-        <w:t>Quản lý cập nhật firmware:</w:t>
-      </w:r>
-      <w:r>
-        <w:rPr>
-          <w:color w:val="000000" w:themeColor="text1"/>
-        </w:rPr>
-        <w:t xml:space="preserve"> Cho phép tải lên bản firmware mới kèm số phiên bản và ghi chú thay đổi, cùng các thao tác kích hoạt, ngừng kích hoạt hoặc xóa các bản đã tải trước đó. Đây là nơi ban quản lý đưa firmware mới vào trạng thái sẵn sàng để thiết bị tự tải về theo luồng ở mục 3.5.5, đồng thời lưu lại dấu vết các phiên bản đã triển khai.</w:t>
-      </w:r>
-    </w:p>
-    <w:p>
-      <w:pPr>
-        <w:jc w:val="center"/>
-        <w:rPr>
-          <w:color w:val="000000" w:themeColor="text1"/>
-        </w:rPr>
-      </w:pPr>
-      <w:r>
-        <w:rPr>
-          <w:b/>
-          <w:bCs/>
           <w:noProof/>
         </w:rPr>
         <w:drawing>
-          <wp:anchor distT="0" distB="0" distL="114300" distR="114300" simplePos="0" relativeHeight="251664384" behindDoc="1" locked="0" layoutInCell="1" allowOverlap="1" wp14:anchorId="5C4B589B" wp14:editId="11410FF4">
+          <wp:anchor distT="0" distB="0" distL="114300" distR="114300" simplePos="0" relativeHeight="251664384" behindDoc="1" locked="0" layoutInCell="1" allowOverlap="1" wp14:anchorId="5C4B589B" wp14:editId="31329E67">
             <wp:simplePos x="0" y="0"/>
             <wp:positionH relativeFrom="margin">
-              <wp:align>right</wp:align>
+              <wp:posOffset>3810</wp:posOffset>
             </wp:positionH>
             <wp:positionV relativeFrom="paragraph">
-              <wp:posOffset>0</wp:posOffset>
+              <wp:posOffset>1564005</wp:posOffset>
             </wp:positionV>
-            <wp:extent cx="5747385" cy="2623185"/>
-            <wp:effectExtent l="0" t="0" r="5715" b="5715"/>
+            <wp:extent cx="5747385" cy="2602230"/>
+            <wp:effectExtent l="0" t="0" r="5715" b="7620"/>
             <wp:wrapTight wrapText="bothSides">
               <wp:wrapPolygon edited="0">
                 <wp:start x="0" y="0"/>
-                <wp:lineTo x="0" y="21490"/>
-                <wp:lineTo x="21550" y="21490"/>
+                <wp:lineTo x="0" y="21505"/>
+                <wp:lineTo x="21550" y="21505"/>
                 <wp:lineTo x="21550" y="0"/>
                 <wp:lineTo x="0" y="0"/>
               </wp:wrapPolygon>
@@ -16489,7 +16466,7 @@
               <a:graphicData uri="http://schemas.openxmlformats.org/drawingml/2006/picture">
                 <pic:pic xmlns:pic="http://schemas.openxmlformats.org/drawingml/2006/picture">
                   <pic:nvPicPr>
-                    <pic:cNvPr id="0" name="Picture 4"/>
+                    <pic:cNvPr id="1195063760" name="Picture 4"/>
                     <pic:cNvPicPr>
                       <a:picLocks noChangeAspect="1" noChangeArrowheads="1"/>
                     </pic:cNvPicPr>
@@ -16502,7 +16479,6 @@
                         </a:ext>
                       </a:extLst>
                     </a:blip>
-                    <a:srcRect/>
                     <a:stretch>
                       <a:fillRect/>
                     </a:stretch>
@@ -16510,7 +16486,7 @@
                   <pic:spPr bwMode="auto">
                     <a:xfrm>
                       <a:off x="0" y="0"/>
-                      <a:ext cx="5747385" cy="2623185"/>
+                      <a:ext cx="5747385" cy="2602230"/>
                     </a:xfrm>
                     <a:prstGeom prst="rect">
                       <a:avLst/>
@@ -16523,9 +16499,34 @@
                 </pic:pic>
               </a:graphicData>
             </a:graphic>
+            <wp14:sizeRelV relativeFrom="margin">
+              <wp14:pctHeight>0</wp14:pctHeight>
+            </wp14:sizeRelV>
           </wp:anchor>
         </w:drawing>
       </w:r>
+      <w:r>
+        <w:rPr>
+          <w:b/>
+          <w:bCs/>
+          <w:color w:val="000000" w:themeColor="text1"/>
+        </w:rPr>
+        <w:t>Quản lý cập nhật firmware:</w:t>
+      </w:r>
+      <w:r>
+        <w:rPr>
+          <w:color w:val="000000" w:themeColor="text1"/>
+        </w:rPr>
+        <w:t xml:space="preserve"> Cho phép tải lên bản firmware mới kèm số phiên bản và ghi chú thay đổi, cùng các thao tác kích hoạt, ngừng kích hoạt hoặc xóa các bản đã tải trước đó. Đây là nơi ban quản lý đưa firmware mới vào trạng thái sẵn sàng để thiết bị tự tải về theo luồng ở mục 3.5.5, đồng thời lưu lại dấu vết các phiên bản đã triển khai.</w:t>
+      </w:r>
+    </w:p>
+    <w:p>
+      <w:pPr>
+        <w:jc w:val="center"/>
+        <w:rPr>
+          <w:color w:val="000000" w:themeColor="text1"/>
+        </w:rPr>
+      </w:pPr>
       <w:r>
         <w:rPr>
           <w:b/>
@@ -18775,6 +18776,52 @@
           <w:iCs/>
         </w:rPr>
         <w:t>(Tài liệu tham khảo, mã nguồn)</w:t>
+      </w:r>
+    </w:p>
+    <w:p>
+      <w:pPr>
+        <w:jc w:val="center"/>
+        <w:rPr>
+          <w:b/>
+          <w:bCs/>
+          <w:i/>
+          <w:iCs/>
+        </w:rPr>
+      </w:pPr>
+    </w:p>
+    <w:p>
+      <w:pPr>
+        <w:rPr>
+          <w:b/>
+          <w:bCs/>
+          <w:i/>
+          <w:iCs/>
+          <w:color w:val="215E99" w:themeColor="text2" w:themeTint="BF"/>
+          <w:u w:val="single"/>
+        </w:rPr>
+      </w:pPr>
+      <w:r>
+        <w:rPr>
+          <w:b/>
+          <w:bCs/>
+          <w:i/>
+          <w:iCs/>
+        </w:rPr>
+        <w:t>Mã nguồn của dự án:</w:t>
+      </w:r>
+      <w:r>
+        <w:t xml:space="preserve"> </w:t>
+      </w:r>
+      <w:r>
+        <w:rPr>
+          <w:b/>
+          <w:bCs/>
+          <w:i/>
+          <w:iCs/>
+          <w:color w:val="215E99" w:themeColor="text2" w:themeTint="BF"/>
+          <w:u w:val="single"/>
+        </w:rPr>
+        <w:t>https://github.com/kinne-luu/water-level-monitoring</w:t>
       </w:r>
     </w:p>
     <w:p>
@@ -25754,6 +25801,7 @@
   <w:style w:type="character" w:default="1" w:styleId="DefaultParagraphFont">
     <w:name w:val="Default Paragraph Font"/>
     <w:uiPriority w:val="1"/>
+    <w:semiHidden/>
     <w:unhideWhenUsed/>
   </w:style>
   <w:style w:type="table" w:default="1" w:styleId="TableNormal">

--- a/Báo cáo.docx
+++ b/Báo cáo.docx
@@ -13737,22 +13737,6 @@
         <w:lastRenderedPageBreak/>
         <w:t>cao, đây là cách trực quan hóa số liệu thô thành hình ảnh dễ cảm nhận hơn ngay cả với thành viên ban quản lý không chuyên kỹ thuật.</w:t>
       </w:r>
-    </w:p>
-    <w:p>
-      <w:pPr>
-        <w:spacing w:before="200" w:after="200"/>
-        <w:rPr>
-          <w:color w:val="000000" w:themeColor="text1"/>
-        </w:rPr>
-      </w:pPr>
-    </w:p>
-    <w:p>
-      <w:pPr>
-        <w:spacing w:before="200" w:after="200"/>
-        <w:rPr>
-          <w:color w:val="000000" w:themeColor="text1"/>
-        </w:rPr>
-      </w:pPr>
     </w:p>
     <w:p>
       <w:pPr>
@@ -13934,14 +13918,14 @@
         <w:rPr>
           <w:color w:val="000000" w:themeColor="text1"/>
         </w:rPr>
-        <w:t xml:space="preserve">Mục này trình bày chi tiết cách vi điều khiển giao tiếp với các nền tảng đám mây thông qua nhiều luồng dữ liệu độc lập, tất cả đều chạy trong luồng xử lý mạng ở nhân thứ hai đã giới thiệu ở mục 2.1, tách biệt khỏi luồng cảm biến đã trình bày ở mục 3.3. Năm luồng chính được trình bày lần lượt gồm gửi cảnh báo khẩn cấp, ghi log dữ </w:t>
+        <w:t xml:space="preserve">Mục này trình bày chi tiết cách vi điều khiển giao tiếp với các nền tảng đám mây thông qua nhiều luồng dữ liệu độc lập, tất cả đều chạy trong luồng xử lý mạng ở nhân thứ hai đã giới thiệu ở mục 2.1, tách biệt khỏi luồng cảm biến đã trình bày ở mục 3.3. Năm luồng chính được trình bày lần lượt gồm gửi cảnh báo khẩn cấp, ghi log dữ liệu có điều kiện, lấy cấu hình ngưỡng động, cập nhật firmware từ xa, và truyền dữ liệu realtime qua MQTT, trong đó bốn luồng đầu giao tiếp với Cloudflare Workers </w:t>
       </w:r>
       <w:r>
         <w:rPr>
           <w:color w:val="000000" w:themeColor="text1"/>
         </w:rPr>
         <w:lastRenderedPageBreak/>
-        <w:t>liệu có điều kiện, lấy cấu hình ngưỡng động, cập nhật firmware từ xa, và truyền dữ liệu realtime qua MQTT, trong đó bốn luồng đầu giao tiếp với Cloudflare Workers đúng theo bốn nhiệm vụ đã giới thiệu khái quát ở mục 2.4, còn luồng cuối giao tiếp riêng với broker HiveMQ Cloud đã giới thiệu ở mục 2.4.</w:t>
+        <w:t>đúng theo bốn nhiệm vụ đã giới thiệu khái quát ở mục 2.4, còn luồng cuối giao tiếp riêng với broker HiveMQ Cloud đã giới thiệu ở mục 2.4.</w:t>
       </w:r>
     </w:p>
     <w:p>
@@ -14116,41 +14100,6 @@
     </w:p>
     <w:p>
       <w:pPr>
-        <w:rPr>
-          <w:color w:val="000000" w:themeColor="text1"/>
-        </w:rPr>
-      </w:pPr>
-    </w:p>
-    <w:p>
-      <w:pPr>
-        <w:rPr>
-          <w:color w:val="000000" w:themeColor="text1"/>
-        </w:rPr>
-      </w:pPr>
-    </w:p>
-    <w:p>
-      <w:pPr>
-        <w:rPr>
-          <w:color w:val="000000" w:themeColor="text1"/>
-        </w:rPr>
-      </w:pPr>
-    </w:p>
-    <w:p>
-      <w:pPr>
-        <w:rPr>
-          <w:color w:val="000000" w:themeColor="text1"/>
-        </w:rPr>
-      </w:pPr>
-    </w:p>
-    <w:p>
-      <w:pPr>
-        <w:rPr>
-          <w:color w:val="000000" w:themeColor="text1"/>
-        </w:rPr>
-      </w:pPr>
-    </w:p>
-    <w:p>
-      <w:pPr>
         <w:spacing w:before="200"/>
         <w:jc w:val="center"/>
         <w:rPr>
@@ -14161,6 +14110,7 @@
         <w:rPr>
           <w:color w:val="000000" w:themeColor="text1"/>
         </w:rPr>
+        <w:lastRenderedPageBreak/>
         <w:t>Dựa trên bốn tiêu chí này, đề tài khảo sát ba nhóm kênh nhắn tin phổ biến tại Việt Nam.</w:t>
       </w:r>
     </w:p>
@@ -14694,7 +14644,6 @@
         <w:rPr>
           <w:color w:val="000000" w:themeColor="text1"/>
         </w:rPr>
-        <w:lastRenderedPageBreak/>
         <w:t>Zalo bị loại vì giao diện lập trình ứng dụng chính thức chỉ mở đầy đủ cho tài khoản doanh nghiệp đã qua xác minh giấy tờ pháp nhân, trong khi đề tài là sản phẩm nghiên cứu của sinh viên, không có tư cách pháp nhân để đăng ký loại tài khoản này. Các giải pháp lách qua tài khoản cá nhân có thể tồn tại nhưng không phải hướng đi chính danh nên đề tài không lựa chọn.</w:t>
       </w:r>
     </w:p>
@@ -14721,6 +14670,7 @@
         <w:rPr>
           <w:color w:val="000000" w:themeColor="text1"/>
         </w:rPr>
+        <w:lastRenderedPageBreak/>
         <w:t>SMS qua nhà mạng bị loại không phải vì thiếu độ tin cậy, mà vì đòi hỏi ký hợp đồng đầu số hoặc trả phí theo từng tin nhắn, vượt quá ngân sách vận hành của đề tài, đồng thời không hỗ trợ gửi nhóm nên bất tiện khi cần thông báo nhiều người nhận cùng lúc.</w:t>
       </w:r>
     </w:p>
@@ -14823,7 +14773,6 @@
           <w:bCs/>
           <w:color w:val="000000" w:themeColor="text1"/>
         </w:rPr>
-        <w:lastRenderedPageBreak/>
         <w:t>Kiểm tra kết nối mạng:</w:t>
       </w:r>
       <w:r>
@@ -14856,7 +14805,14 @@
         <w:rPr>
           <w:color w:val="000000" w:themeColor="text1"/>
         </w:rPr>
-        <w:t xml:space="preserve"> Hệ thống gửi một yêu cầu chứa mã định danh thiết bị, giá trị khoảng cách và mức cảnh báo, kèm mã khóa xác thực riêng của thiết bị đính trong tiêu đề yêu cầu, để Cloudflare Workers xác minh yêu cầu đến từ đúng thiết bị hợp lệ trước khi xử lý, tránh yêu cầu giả mạo kích hoạt gửi tin nhắn cảnh báo khống.</w:t>
+        <w:t xml:space="preserve"> Hệ thống gửi một yêu cầu chứa mã định danh thiết bị, giá trị khoảng cách và mức cảnh báo, kèm mã khóa xác thực riêng của thiết bị đính trong tiêu đề yêu cầu, để Cloudflare Workers xác minh </w:t>
+      </w:r>
+      <w:r>
+        <w:rPr>
+          <w:color w:val="000000" w:themeColor="text1"/>
+        </w:rPr>
+        <w:lastRenderedPageBreak/>
+        <w:t>yêu cầu đến từ đúng thiết bị hợp lệ trước khi xử lý, tránh yêu cầu giả mạo kích hoạt gửi tin nhắn cảnh báo khống.</w:t>
       </w:r>
     </w:p>
     <w:p>
@@ -15226,6 +15182,7 @@
         <w:rPr>
           <w:color w:val="000000" w:themeColor="text1"/>
         </w:rPr>
+        <w:lastRenderedPageBreak/>
         <w:t>Song song với luồng gửi cảnh báo, hệ thống còn duy trì một luồng ghi lại lịch sử đo vào cơ sở dữ liệu D1 trên nền tảng đám mây, phục vụ yêu cầu CN05 về xem lại lịch sử đã nêu ở mục 3.1. Nếu ghi log theo từng lần đo diễn ra mỗi giây một lần như tần suất đo ở mục 3.3, số lượng bản ghi sẽ tăng rất nhanh và gây quá tải không cần thiết cho cơ sở dữ liệu, đúng như điểm đã lưu ý khi khảo sát nền tảng đám mây ở mục 2.4. Vì vậy, hệ thống áp dụng một cơ chế lọc bớt trước khi quyết định có ghi log hay không, dựa trên ba điều kiện xét theo thứ tự ưu tiên.</w:t>
       </w:r>
     </w:p>
@@ -15319,14 +15276,7 @@
         <w:rPr>
           <w:color w:val="000000" w:themeColor="text1"/>
         </w:rPr>
-        <w:t xml:space="preserve">Khi có dữ liệu cần gửi, thiết bị đưa bản ghi vào hàng đợi trong bộ nhớ thay vì gửi ngay lập tức để tránh làm nghẽn luồng xử lý. Luồng mạng sẽ định kỳ lấy ra một lượng bản ghi giới hạn để gửi lên Cloudflare Worker và chỉ xóa khỏi hàng đợi khi đã gửi thành </w:t>
-      </w:r>
-      <w:r>
-        <w:rPr>
-          <w:color w:val="000000" w:themeColor="text1"/>
-        </w:rPr>
-        <w:lastRenderedPageBreak/>
-        <w:t>công. Trường hợp mất mạng kéo dài khiến hàng đợi bị đầy, hệ thống tự động xóa bản ghi cũ nhất để nhường chỗ cho bản ghi mới, vừa tránh tràn bộ nhớ vừa duy trì tính liên tục của dữ liệu.</w:t>
+        <w:t>Khi có dữ liệu cần gửi, thiết bị đưa bản ghi vào hàng đợi trong bộ nhớ thay vì gửi ngay lập tức để tránh làm nghẽn luồng xử lý. Luồng mạng sẽ định kỳ lấy ra một lượng bản ghi giới hạn để gửi lên Cloudflare Worker và chỉ xóa khỏi hàng đợi khi đã gửi thành công. Trường hợp mất mạng kéo dài khiến hàng đợi bị đầy, hệ thống tự động xóa bản ghi cũ nhất để nhường chỗ cho bản ghi mới, vừa tránh tràn bộ nhớ vừa duy trì tính liên tục của dữ liệu.</w:t>
       </w:r>
     </w:p>
     <w:p>
@@ -15354,6 +15304,7 @@
         <w:rPr>
           <w:noProof/>
         </w:rPr>
+        <w:lastRenderedPageBreak/>
         <w:drawing>
           <wp:inline distT="0" distB="0" distL="0" distR="0" wp14:anchorId="04A97CC7" wp14:editId="2BCCE734">
             <wp:extent cx="5753100" cy="3221990"/>
@@ -15508,7 +15459,6 @@
           <w:bCs/>
           <w:color w:val="000000" w:themeColor="text1"/>
         </w:rPr>
-        <w:lastRenderedPageBreak/>
         <w:t>Kiểm tra kết nối mạng:</w:t>
       </w:r>
       <w:r>
@@ -15561,6 +15511,7 @@
           <w:bCs/>
           <w:color w:val="000000" w:themeColor="text1"/>
         </w:rPr>
+        <w:lastRenderedPageBreak/>
         <w:t>Kiểm tra tính hợp lệ của bộ ba giá trị:</w:t>
       </w:r>
       <w:r>
@@ -15685,14 +15636,7 @@
         <w:rPr>
           <w:color w:val="000000" w:themeColor="text1"/>
         </w:rPr>
-        <w:t xml:space="preserve"> Thiết bị gửi yêu cầu kèm mã định danh lên Cloudflare Workers, nhận về thông tin phiên bản mới nhất đang được đánh dấu là bản </w:t>
-      </w:r>
-      <w:r>
-        <w:rPr>
-          <w:color w:val="000000" w:themeColor="text1"/>
-        </w:rPr>
-        <w:lastRenderedPageBreak/>
-        <w:t>chính thức. Nếu phiên bản nhận về trùng với phiên bản đang chạy, luồng dừng lại, không có gì để cập nhật.</w:t>
+        <w:t xml:space="preserve"> Thiết bị gửi yêu cầu kèm mã định danh lên Cloudflare Workers, nhận về thông tin phiên bản mới nhất đang được đánh dấu là bản chính thức. Nếu phiên bản nhận về trùng với phiên bản đang chạy, luồng dừng lại, không có gì để cập nhật.</w:t>
       </w:r>
     </w:p>
     <w:p>
@@ -15718,7 +15662,14 @@
         <w:rPr>
           <w:color w:val="000000" w:themeColor="text1"/>
         </w:rPr>
-        <w:t xml:space="preserve"> Trước khi tải, hệ thống kiểm tra xem phiên bản này có phải là phiên bản đã từng thất bại nhiều lần liên tiếp trước đó hay không. Nếu đã vượt quá số lần thất bại cho phép với đúng phiên bản đó, thiết bị tạm ngừng thử lại phiên bản này trong một khoảng thời gian, tránh vòng lặp liên tục tải rồi thất bại nếu bản firmware đó thực sự có lỗi không tương thích với thiết bị.</w:t>
+        <w:t xml:space="preserve"> Trước khi tải, hệ thống kiểm tra xem phiên bản này có phải là phiên bản đã từng thất bại nhiều lần liên tiếp trước đó hay không. Nếu đã vượt quá số lần thất bại cho phép với đúng phiên bản đó, thiết bị tạm ngừng thử lại phiên bản này trong một khoảng thời gian, tránh vòng lặp liên tục </w:t>
+      </w:r>
+      <w:r>
+        <w:rPr>
+          <w:color w:val="000000" w:themeColor="text1"/>
+        </w:rPr>
+        <w:lastRenderedPageBreak/>
+        <w:t>tải rồi thất bại nếu bản firmware đó thực sự có lỗi không tương thích với thiết bị.</w:t>
       </w:r>
     </w:p>
     <w:p>
@@ -15843,14 +15794,7 @@
         <w:rPr>
           <w:color w:val="000000" w:themeColor="text1"/>
         </w:rPr>
-        <w:t xml:space="preserve"> Nếu bản mới chạy ổn định suốt cửa sổ xác nhận mà không bị treo hay khởi động lại bất thường, hệ thống sẽ chốt bản này làm bản chính thức, xóa cờ chờ xác nhận và báo cáo thành công lên Cloudflare Worker. </w:t>
-      </w:r>
-      <w:r>
-        <w:rPr>
-          <w:color w:val="000000" w:themeColor="text1"/>
-        </w:rPr>
-        <w:lastRenderedPageBreak/>
-        <w:t>Kể từ lúc này, phân vùng cũ được giải phóng và sẵn sàng cho các lần cập nhật tiếp theo.</w:t>
+        <w:t xml:space="preserve"> Nếu bản mới chạy ổn định suốt cửa sổ xác nhận mà không bị treo hay khởi động lại bất thường, hệ thống sẽ chốt bản này làm bản chính thức, xóa cờ chờ xác nhận và báo cáo thành công lên Cloudflare Worker. Kể từ lúc này, phân vùng cũ được giải phóng và sẵn sàng cho các lần cập nhật tiếp theo.</w:t>
       </w:r>
     </w:p>
     <w:p>
@@ -15881,10 +15825,6 @@
     </w:p>
     <w:p>
       <w:pPr>
-        <w:numPr>
-          <w:ilvl w:val="0"/>
-          <w:numId w:val="31"/>
-        </w:numPr>
         <w:spacing w:before="200"/>
         <w:rPr>
           <w:color w:val="000000" w:themeColor="text1"/>
@@ -16659,343 +16599,100 @@
     </w:p>
     <w:p>
       <w:pPr>
-        <w:ind w:firstLine="720"/>
-      </w:pPr>
-      <w:r>
-        <w:t>Chương 3 đã trình bày toàn bộ thiết kế lý thuyết của hệ thống, từ kiến trúc phần cứng, thuật toán xử lý tại chỗ, đến các luồng dữ liệu giao tiếp với nền tảng đám mây. Chương này trình bày quá trình hiện thực hóa thiết kế đó thành một mô hình vật lý hoạt động thực tế, cùng kết quả thử nghiệm nhằm kiểm chứng xem hệ thống đã hiện thực hóa có đáp ứng đúng các yêu cầu chức năng và phi chức năng đã đặt ra ở mục 3.1 hay không.</w:t>
-      </w:r>
-    </w:p>
-    <w:p>
-      <w:pPr>
-        <w:pStyle w:val="Heading2"/>
-      </w:pPr>
-      <w:bookmarkStart w:id="51" w:name="_Toc240793562"/>
-      <w:r>
-        <w:t>4.1. Thi công mô hình phần cứng thực nghiệm</w:t>
-      </w:r>
-      <w:bookmarkEnd w:id="51"/>
-    </w:p>
-    <w:p>
-      <w:pPr>
-        <w:ind w:firstLine="720"/>
-      </w:pPr>
-      <w:r>
-        <w:t>Mục này trình bày mô hình vật lý được lắp dựng để mô phỏng thu nhỏ một tầng hầm gửi xe, làm cơ sở cho toàn bộ các thử nghiệm trình bày ở các mục sau.</w:t>
-      </w:r>
-    </w:p>
-    <w:p>
-      <w:pPr>
         <w:jc w:val="center"/>
         <w:rPr>
           <w:b/>
           <w:bCs/>
           <w:i/>
           <w:iCs/>
-          <w:sz w:val="22"/>
-          <w:szCs w:val="22"/>
-        </w:rPr>
-      </w:pPr>
-    </w:p>
-    <w:p>
-      <w:pPr>
-        <w:jc w:val="center"/>
+        </w:rPr>
+      </w:pPr>
+      <w:r>
         <w:rPr>
           <w:b/>
           <w:bCs/>
           <w:i/>
           <w:iCs/>
-          <w:sz w:val="22"/>
-          <w:szCs w:val="22"/>
-        </w:rPr>
-      </w:pPr>
-    </w:p>
-    <w:p>
-      <w:pPr>
+        </w:rPr>
+        <w:t>(Chưa hoàn thành)</w:t>
+      </w:r>
+    </w:p>
+    <w:p>
+      <w:pPr>
+        <w:ind w:firstLine="720"/>
+      </w:pPr>
+      <w:r>
+        <w:t>Chương 3 đã trình bày toàn bộ thiết kế lý thuyết của hệ thống, từ kiến trúc phần cứng, thuật toán xử lý tại chỗ, đến các luồng dữ liệu giao tiếp với nền tảng đám mây. Chương này trình bày quá trình hiện thực hóa thiết kế đó thành một mô hình vật lý hoạt động thực tế, cùng kết quả thử nghiệm nhằm kiểm chứng xem hệ thống đã hiện thực hóa có đáp ứng đúng các yêu cầu chức năng và phi chức năng đã đặt ra ở mục 3.1 hay không.</w:t>
+      </w:r>
+    </w:p>
+    <w:p>
+      <w:pPr>
+        <w:pStyle w:val="Heading2"/>
+      </w:pPr>
+      <w:bookmarkStart w:id="51" w:name="_Toc240793562"/>
+      <w:r>
+        <w:t>4.1. Thi công mô hình phần cứng thực nghiệm</w:t>
+      </w:r>
+      <w:bookmarkEnd w:id="51"/>
+    </w:p>
+    <w:p>
+      <w:pPr>
+        <w:ind w:firstLine="720"/>
+      </w:pPr>
+      <w:r>
+        <w:t>Ở giai đoạn hiện tại, mục tiêu ưu tiên là kiểm chứng tính đúng đắn của các thuật toán và luồng xử lý đã thiết kế ở chương ba trên phần cứng thực tế, trước khi đầu tư dựng một mô hình vật lý mô phỏng thu nhỏ tầng hầm gửi xe, bao gồm ram dốc, bể chứa nước và hệ thống bơm. Vì vậy, đề tài triển khai một mạch thử nghiệm chức năng, trong đó đầy đủ các linh kiện chính đã liệt kê ở mục 3.2.1 được đấu nối và cấp nguồn hoạt động thực, riêng phần mô phỏng mực nước dâng được thực hiện bằng cách thay đổi thủ công khoảng cách vật cản trước cảm biến siêu âm để tương ứng với các mức mực nước khác nhau, thay vì dùng nước thật.</w:t>
+      </w:r>
+    </w:p>
+    <w:p>
+      <w:pPr>
+        <w:ind w:firstLine="720"/>
+      </w:pPr>
+      <w:r>
+        <w:t>Cách tiếp cận này cho phép kiểm chứng toàn bộ chuỗi xử lý từ đo lường, lọc nhiễu, tính tốc độ biến thiên, phân loại mức cảnh báo, cho đến điều khiển đèn, còi và màn hình hiển thị, mà không phụ thuộc vào việc phải hoàn thiện một mô hình vật lý quy mô lớn hơn, vốn đòi hỏi thêm thời gian và chi phí không nằm trong phạm vi giai đoạn thử nghiệm ban đầu này.</w:t>
+      </w:r>
+    </w:p>
+    <w:p>
+      <w:pPr>
+        <w:ind w:firstLine="720"/>
+      </w:pPr>
+      <w:r>
+        <w:t>Việc lắp đặt tuân theo đúng bảng phân công chân tín hiệu đã trình bày ở mục 3.2.1, với chương trình nạp cho thiết bị mang mã định danh HCSR04, phiên bản một chấm không chấm ba tại thời điểm thử nghiệm.</w:t>
+      </w:r>
+    </w:p>
+    <w:p>
+      <w:pPr>
+        <w:ind w:firstLine="720"/>
+      </w:pPr>
+    </w:p>
+    <w:p>
+      <w:pPr>
+        <w:ind w:firstLine="720"/>
+      </w:pPr>
+    </w:p>
+    <w:p>
+      <w:pPr>
+        <w:ind w:firstLine="720"/>
+      </w:pPr>
+    </w:p>
+    <w:p>
+      <w:pPr>
+        <w:ind w:firstLine="720"/>
+      </w:pPr>
+    </w:p>
+    <w:p>
+      <w:pPr>
+        <w:ind w:firstLine="720"/>
+      </w:pPr>
+    </w:p>
+    <w:p>
+      <w:pPr>
+        <w:ind w:firstLine="720"/>
+      </w:pPr>
+    </w:p>
+    <w:p>
+      <w:pPr>
+        <w:spacing w:before="200" w:after="200"/>
         <w:jc w:val="center"/>
-        <w:rPr>
-          <w:b/>
-          <w:bCs/>
-          <w:i/>
-          <w:iCs/>
-          <w:sz w:val="22"/>
-          <w:szCs w:val="22"/>
-        </w:rPr>
-      </w:pPr>
-    </w:p>
-    <w:p>
-      <w:pPr>
-        <w:jc w:val="center"/>
-        <w:rPr>
-          <w:b/>
-          <w:bCs/>
-          <w:i/>
-          <w:iCs/>
-          <w:sz w:val="22"/>
-          <w:szCs w:val="22"/>
-        </w:rPr>
-      </w:pPr>
-    </w:p>
-    <w:p>
-      <w:pPr>
-        <w:jc w:val="center"/>
-        <w:rPr>
-          <w:b/>
-          <w:bCs/>
-          <w:i/>
-          <w:iCs/>
-          <w:sz w:val="22"/>
-          <w:szCs w:val="22"/>
-        </w:rPr>
-      </w:pPr>
-    </w:p>
-    <w:p>
-      <w:pPr>
-        <w:jc w:val="center"/>
-        <w:rPr>
-          <w:b/>
-          <w:bCs/>
-          <w:i/>
-          <w:iCs/>
-          <w:sz w:val="22"/>
-          <w:szCs w:val="22"/>
-        </w:rPr>
-      </w:pPr>
-    </w:p>
-    <w:p>
-      <w:pPr>
-        <w:jc w:val="center"/>
-        <w:rPr>
-          <w:b/>
-          <w:bCs/>
-          <w:i/>
-          <w:iCs/>
-          <w:sz w:val="22"/>
-          <w:szCs w:val="22"/>
-        </w:rPr>
-      </w:pPr>
-    </w:p>
-    <w:p>
-      <w:pPr>
-        <w:jc w:val="center"/>
-        <w:rPr>
-          <w:b/>
-          <w:bCs/>
-          <w:i/>
-          <w:iCs/>
-          <w:sz w:val="22"/>
-          <w:szCs w:val="22"/>
-        </w:rPr>
-      </w:pPr>
-    </w:p>
-    <w:p>
-      <w:pPr>
-        <w:jc w:val="center"/>
-        <w:rPr>
-          <w:b/>
-          <w:bCs/>
-          <w:i/>
-          <w:iCs/>
-          <w:sz w:val="22"/>
-          <w:szCs w:val="22"/>
-        </w:rPr>
-      </w:pPr>
-    </w:p>
-    <w:p>
-      <w:pPr>
-        <w:jc w:val="center"/>
-        <w:rPr>
-          <w:b/>
-          <w:bCs/>
-          <w:i/>
-          <w:iCs/>
-          <w:sz w:val="22"/>
-          <w:szCs w:val="22"/>
-        </w:rPr>
-      </w:pPr>
-    </w:p>
-    <w:p>
-      <w:pPr>
-        <w:jc w:val="center"/>
-        <w:rPr>
-          <w:b/>
-          <w:bCs/>
-          <w:i/>
-          <w:iCs/>
-          <w:sz w:val="22"/>
-          <w:szCs w:val="22"/>
-        </w:rPr>
-      </w:pPr>
-    </w:p>
-    <w:p>
-      <w:pPr>
-        <w:jc w:val="center"/>
-        <w:rPr>
-          <w:b/>
-          <w:bCs/>
-          <w:i/>
-          <w:iCs/>
-          <w:sz w:val="22"/>
-          <w:szCs w:val="22"/>
-        </w:rPr>
-      </w:pPr>
-    </w:p>
-    <w:p>
-      <w:pPr>
-        <w:jc w:val="center"/>
-        <w:rPr>
-          <w:b/>
-          <w:bCs/>
-          <w:i/>
-          <w:iCs/>
-          <w:sz w:val="22"/>
-          <w:szCs w:val="22"/>
-        </w:rPr>
-      </w:pPr>
-    </w:p>
-    <w:p>
-      <w:pPr>
-        <w:jc w:val="center"/>
-        <w:rPr>
-          <w:b/>
-          <w:bCs/>
-          <w:i/>
-          <w:iCs/>
-          <w:sz w:val="22"/>
-          <w:szCs w:val="22"/>
-        </w:rPr>
-      </w:pPr>
-    </w:p>
-    <w:p>
-      <w:pPr>
-        <w:jc w:val="center"/>
-        <w:rPr>
-          <w:b/>
-          <w:bCs/>
-          <w:i/>
-          <w:iCs/>
-          <w:sz w:val="22"/>
-          <w:szCs w:val="22"/>
-        </w:rPr>
-      </w:pPr>
-    </w:p>
-    <w:p>
-      <w:pPr>
-        <w:jc w:val="center"/>
-        <w:rPr>
-          <w:b/>
-          <w:bCs/>
-          <w:i/>
-          <w:iCs/>
-          <w:sz w:val="22"/>
-          <w:szCs w:val="22"/>
-        </w:rPr>
-      </w:pPr>
-    </w:p>
-    <w:p>
-      <w:pPr>
-        <w:jc w:val="center"/>
-        <w:rPr>
-          <w:b/>
-          <w:bCs/>
-          <w:i/>
-          <w:iCs/>
-          <w:sz w:val="22"/>
-          <w:szCs w:val="22"/>
-        </w:rPr>
-      </w:pPr>
-    </w:p>
-    <w:p>
-      <w:pPr>
-        <w:jc w:val="center"/>
-        <w:rPr>
-          <w:b/>
-          <w:bCs/>
-          <w:i/>
-          <w:iCs/>
-          <w:sz w:val="22"/>
-          <w:szCs w:val="22"/>
-        </w:rPr>
-      </w:pPr>
-    </w:p>
-    <w:p>
-      <w:pPr>
-        <w:jc w:val="center"/>
-        <w:rPr>
-          <w:b/>
-          <w:bCs/>
-          <w:i/>
-          <w:iCs/>
-          <w:sz w:val="22"/>
-          <w:szCs w:val="22"/>
-        </w:rPr>
-      </w:pPr>
-    </w:p>
-    <w:p>
-      <w:pPr>
-        <w:jc w:val="center"/>
-        <w:rPr>
-          <w:b/>
-          <w:bCs/>
-          <w:i/>
-          <w:iCs/>
-          <w:sz w:val="22"/>
-          <w:szCs w:val="22"/>
-        </w:rPr>
-      </w:pPr>
-    </w:p>
-    <w:p>
-      <w:pPr>
-        <w:jc w:val="center"/>
-        <w:rPr>
-          <w:b/>
-          <w:bCs/>
-          <w:i/>
-          <w:iCs/>
-          <w:sz w:val="22"/>
-          <w:szCs w:val="22"/>
-        </w:rPr>
-      </w:pPr>
-    </w:p>
-    <w:p>
-      <w:pPr>
-        <w:jc w:val="center"/>
-        <w:rPr>
-          <w:i/>
-          <w:iCs/>
-          <w:sz w:val="22"/>
-          <w:szCs w:val="22"/>
-        </w:rPr>
-      </w:pPr>
-      <w:r>
-        <w:rPr>
-          <w:b/>
-          <w:bCs/>
-          <w:i/>
-          <w:iCs/>
-          <w:sz w:val="22"/>
-          <w:szCs w:val="22"/>
-        </w:rPr>
-        <w:t>Hình 4.1:</w:t>
-      </w:r>
-      <w:r>
-        <w:rPr>
-          <w:i/>
-          <w:iCs/>
-          <w:sz w:val="22"/>
-          <w:szCs w:val="22"/>
-        </w:rPr>
-        <w:t xml:space="preserve"> Ảnh mô hình thực nghiệm tổng thể.</w:t>
-      </w:r>
-    </w:p>
-    <w:p>
-      <w:pPr>
-        <w:jc w:val="center"/>
-        <w:rPr>
-          <w:i/>
-          <w:iCs/>
-          <w:sz w:val="22"/>
-          <w:szCs w:val="22"/>
-        </w:rPr>
       </w:pPr>
       <w:r>
         <w:rPr>
@@ -17007,12 +16704,11 @@
           <w:sz w:val="22"/>
           <w:szCs w:val="22"/>
         </w:rPr>
-        <w:lastRenderedPageBreak/>
         <w:drawing>
-          <wp:anchor distT="0" distB="0" distL="114300" distR="114300" simplePos="0" relativeHeight="251665408" behindDoc="1" locked="0" layoutInCell="1" allowOverlap="1" wp14:anchorId="06AE8D2C" wp14:editId="5C216809">
+          <wp:anchor distT="0" distB="0" distL="114300" distR="114300" simplePos="0" relativeHeight="251665408" behindDoc="1" locked="0" layoutInCell="1" allowOverlap="1" wp14:anchorId="06AE8D2C" wp14:editId="36D119EA">
             <wp:simplePos x="0" y="0"/>
             <wp:positionH relativeFrom="margin">
-              <wp:align>left</wp:align>
+              <wp:align>right</wp:align>
             </wp:positionH>
             <wp:positionV relativeFrom="paragraph">
               <wp:posOffset>0</wp:posOffset>
@@ -17082,7 +16778,7 @@
           <w:sz w:val="22"/>
           <w:szCs w:val="22"/>
         </w:rPr>
-        <w:t xml:space="preserve">Hình 4.2: </w:t>
+        <w:t>Hình 4.1:</w:t>
       </w:r>
       <w:r>
         <w:rPr>
@@ -17091,28 +16787,15 @@
           <w:sz w:val="22"/>
           <w:szCs w:val="22"/>
         </w:rPr>
-        <w:t>Cận cảnh mainboard với đầy đủ các linh kiện.</w:t>
-      </w:r>
-    </w:p>
-    <w:p>
-      <w:pPr>
-        <w:jc w:val="center"/>
-        <w:rPr>
-          <w:b/>
-          <w:bCs/>
-          <w:i/>
-          <w:iCs/>
-          <w:sz w:val="22"/>
-          <w:szCs w:val="22"/>
-        </w:rPr>
-      </w:pPr>
+        <w:t xml:space="preserve"> Cận cảnh mainboard với đầy đủ các linh kiện.</w:t>
+      </w:r>
     </w:p>
     <w:p>
       <w:pPr>
         <w:ind w:firstLine="720"/>
       </w:pPr>
       <w:r>
-        <w:t>Việc lắp đặt tuân theo đúng bảng phân công chân tín hiệu đã trình bày ở mục 3.2.1, với firmware nạp cho thiết bị mang định danh DEVICE_ID = “ HCSR04”, phiên bản FIRMWARE_VERSION 1.0.3 tại thời điểm thử nghiệm.</w:t>
+        <w:t>Việc dựng một mô hình vật lý hoàn chỉnh mô phỏng tầng hầm với nước thật, bao gồm bể chứa và cơ chế điều khiển mực nước tự động, được xác định là bước tiếp theo cần thực hiện để kiểm chứng hệ thống trong điều kiện gần với thực tế hơn, và được trình bày như một hạn chế của giai đoạn thử nghiệm hiện tại ở mục 5.2.</w:t>
       </w:r>
     </w:p>
     <w:p>
@@ -17135,73 +16818,56 @@
     </w:p>
     <w:p>
       <w:pPr>
-        <w:rPr>
-          <w:b/>
-          <w:bCs/>
-        </w:rPr>
-      </w:pPr>
-    </w:p>
-    <w:p>
-      <w:pPr>
-        <w:rPr>
-          <w:b/>
-          <w:bCs/>
-        </w:rPr>
-      </w:pPr>
-    </w:p>
-    <w:p>
-      <w:pPr>
-        <w:rPr>
-          <w:b/>
-          <w:bCs/>
-        </w:rPr>
-      </w:pPr>
-    </w:p>
-    <w:p>
-      <w:pPr>
-        <w:rPr>
-          <w:b/>
-          <w:bCs/>
-        </w:rPr>
-      </w:pPr>
-    </w:p>
-    <w:p>
-      <w:pPr>
-        <w:rPr>
-          <w:b/>
-          <w:bCs/>
-        </w:rPr>
-      </w:pPr>
-    </w:p>
-    <w:p>
-      <w:pPr>
-        <w:rPr>
-          <w:b/>
-          <w:bCs/>
-        </w:rPr>
-      </w:pPr>
-    </w:p>
-    <w:p>
-      <w:pPr>
-        <w:rPr>
-          <w:b/>
-          <w:bCs/>
-        </w:rPr>
-      </w:pPr>
-    </w:p>
-    <w:p>
-      <w:pPr>
         <w:pStyle w:val="Heading3"/>
         <w:rPr>
           <w:bCs/>
         </w:rPr>
       </w:pPr>
       <w:bookmarkStart w:id="53" w:name="_Toc240793564"/>
-      <w:r>
-        <w:rPr>
-          <w:bCs/>
-        </w:rPr>
-        <w:lastRenderedPageBreak/>
+    </w:p>
+    <w:p>
+      <w:pPr>
+        <w:pStyle w:val="Heading3"/>
+        <w:rPr>
+          <w:bCs/>
+        </w:rPr>
+      </w:pPr>
+    </w:p>
+    <w:p>
+      <w:pPr>
+        <w:pStyle w:val="Heading3"/>
+        <w:rPr>
+          <w:bCs/>
+        </w:rPr>
+      </w:pPr>
+    </w:p>
+    <w:p>
+      <w:pPr>
+        <w:pStyle w:val="Heading3"/>
+        <w:rPr>
+          <w:bCs/>
+        </w:rPr>
+      </w:pPr>
+    </w:p>
+    <w:p>
+      <w:pPr>
+        <w:pStyle w:val="Heading3"/>
+        <w:rPr>
+          <w:bCs/>
+        </w:rPr>
+      </w:pPr>
+    </w:p>
+    <w:p>
+      <w:pPr>
+        <w:pStyle w:val="Heading3"/>
+        <w:rPr>
+          <w:bCs/>
+        </w:rPr>
+      </w:pPr>
+      <w:r>
+        <w:rPr>
+          <w:bCs/>
+        </w:rPr>
         <w:t>4.2.1. Kết quả đo và lọc nhiễu</w:t>
       </w:r>
       <w:bookmarkEnd w:id="53"/>
@@ -17211,13 +16877,11 @@
         <w:ind w:firstLine="720"/>
       </w:pPr>
       <w:r>
-        <w:t>Firmware thực tế lấy mẫu mỗi giây một lần và áp dụng bộ đệm trung bình trượt kích thước 5 giá trị như đã trình bày ở mục 3.3.2.</w:t>
-      </w:r>
-    </w:p>
-    <w:p>
-      <w:pPr>
-        <w:ind w:firstLine="720"/>
-      </w:pPr>
+        <w:t>Firmware thực tế lấy mẫu mỗi giây một lần và áp dụng bộ đệm trung bình trượt kích thước 5 giá trị như đã trình bày ở mục 3.3.2</w:t>
+      </w:r>
+      <w:r>
+        <w:t>.</w:t>
+      </w:r>
     </w:p>
     <w:tbl>
       <w:tblPr>
@@ -17535,17 +17199,35 @@
     </w:tbl>
     <w:p>
       <w:pPr>
-        <w:ind w:firstLine="720"/>
-      </w:pPr>
-    </w:p>
-    <w:p>
-      <w:pPr>
-        <w:ind w:firstLine="720"/>
+        <w:spacing w:before="200" w:after="200"/>
+        <w:jc w:val="center"/>
+        <w:rPr>
+          <w:i/>
+          <w:iCs/>
+          <w:sz w:val="22"/>
+          <w:szCs w:val="22"/>
+        </w:rPr>
+      </w:pPr>
+      <w:r>
         <w:rPr>
           <w:b/>
           <w:bCs/>
-        </w:rPr>
-      </w:pPr>
+          <w:i/>
+          <w:iCs/>
+          <w:sz w:val="22"/>
+          <w:szCs w:val="22"/>
+        </w:rPr>
+        <w:t xml:space="preserve">Bảng 4.1: </w:t>
+      </w:r>
+      <w:r>
+        <w:rPr>
+          <w:i/>
+          <w:iCs/>
+          <w:sz w:val="22"/>
+          <w:szCs w:val="22"/>
+        </w:rPr>
+        <w:t>Sai số của cảm biến so với thực tế.</w:t>
+      </w:r>
     </w:p>
     <w:p>
       <w:pPr>
@@ -17588,144 +17270,32 @@
         <w:ind w:firstLine="720"/>
       </w:pPr>
       <w:r>
-        <w:t>Hệ thống hoạt động chính xác theo 4 ngưỡng logic đã cài đặt:</w:t>
-      </w:r>
-    </w:p>
-    <w:p>
-      <w:pPr>
-        <w:jc w:val="center"/>
-      </w:pPr>
-      <w:r>
         <w:rPr>
           <w:b/>
           <w:bCs/>
-        </w:rPr>
-        <w:t>Nguy hiểm (</w:t>
-      </w:r>
-      <m:oMath>
-        <m:r>
-          <w:rPr>
-            <w:rFonts w:ascii="Cambria Math" w:hAnsi="Cambria Math"/>
-          </w:rPr>
-          <m:t>≤15</m:t>
-        </m:r>
-      </m:oMath>
-      <w:r>
-        <w:rPr>
-          <w:b/>
-          <w:bCs/>
-        </w:rPr>
-        <w:t xml:space="preserve"> cm)</w:t>
-      </w:r>
-    </w:p>
-    <w:p>
-      <w:pPr>
-        <w:jc w:val="center"/>
-      </w:pPr>
-      <w:r>
-        <w:rPr>
-          <w:b/>
-          <w:bCs/>
-        </w:rPr>
-        <w:t>Trung bình (</w:t>
-      </w:r>
-      <m:oMath>
-        <m:r>
-          <w:rPr>
-            <w:rFonts w:ascii="Cambria Math" w:hAnsi="Cambria Math"/>
-          </w:rPr>
-          <m:t>16-40</m:t>
-        </m:r>
-      </m:oMath>
-      <w:r>
-        <w:rPr>
-          <w:b/>
-          <w:bCs/>
-        </w:rPr>
-        <w:t xml:space="preserve"> cm):</w:t>
-      </w:r>
-    </w:p>
-    <w:p>
-      <w:pPr>
-        <w:jc w:val="center"/>
-      </w:pPr>
-      <w:r>
-        <w:rPr>
-          <w:b/>
-          <w:bCs/>
-        </w:rPr>
-        <w:t>Phát hiện nước (</w:t>
-      </w:r>
-      <m:oMath>
-        <m:r>
-          <w:rPr>
-            <w:rFonts w:ascii="Cambria Math" w:hAnsi="Cambria Math"/>
-          </w:rPr>
-          <m:t>41-180</m:t>
-        </m:r>
-      </m:oMath>
-      <w:r>
-        <w:rPr>
-          <w:b/>
-          <w:bCs/>
-        </w:rPr>
-        <w:t xml:space="preserve"> cm):</w:t>
-      </w:r>
-    </w:p>
-    <w:p>
-      <w:pPr>
-        <w:jc w:val="center"/>
-      </w:pPr>
-      <w:r>
-        <w:rPr>
-          <w:b/>
-          <w:bCs/>
-        </w:rPr>
-        <w:t>An toàn (</w:t>
-      </w:r>
-      <m:oMath>
-        <m:r>
-          <w:rPr>
-            <w:rFonts w:ascii="Cambria Math" w:hAnsi="Cambria Math"/>
-          </w:rPr>
-          <m:t>&gt;180</m:t>
-        </m:r>
-      </m:oMath>
-      <w:r>
-        <w:rPr>
-          <w:b/>
-          <w:bCs/>
-        </w:rPr>
-        <w:t xml:space="preserve"> cm):</w:t>
-      </w:r>
-    </w:p>
-    <w:p>
-      <w:pPr>
-        <w:pStyle w:val="Heading3"/>
-        <w:rPr>
-          <w:bCs/>
-        </w:rPr>
-      </w:pPr>
-      <w:bookmarkStart w:id="55" w:name="_Toc240793566"/>
-      <w:r>
-        <w:rPr>
-          <w:bCs/>
           <w:noProof/>
         </w:rPr>
-        <w:lastRenderedPageBreak/>
         <w:drawing>
-          <wp:anchor distT="0" distB="0" distL="114300" distR="114300" simplePos="0" relativeHeight="251666432" behindDoc="0" locked="0" layoutInCell="1" allowOverlap="1" wp14:anchorId="11A93313" wp14:editId="050B13E9">
+          <wp:anchor distT="0" distB="0" distL="114300" distR="114300" simplePos="0" relativeHeight="251671552" behindDoc="1" locked="0" layoutInCell="1" allowOverlap="1" wp14:anchorId="3B00358D" wp14:editId="52B44095">
             <wp:simplePos x="0" y="0"/>
-            <wp:positionH relativeFrom="page">
-              <wp:align>center</wp:align>
+            <wp:positionH relativeFrom="margin">
+              <wp:posOffset>34925</wp:posOffset>
             </wp:positionH>
             <wp:positionV relativeFrom="paragraph">
-              <wp:posOffset>318135</wp:posOffset>
+              <wp:posOffset>2688590</wp:posOffset>
             </wp:positionV>
-            <wp:extent cx="1959610" cy="4305300"/>
-            <wp:effectExtent l="0" t="0" r="2540" b="0"/>
-            <wp:wrapTopAndBottom/>
-            <wp:docPr id="427758953" name="Picture 6"/>
+            <wp:extent cx="2587625" cy="1939290"/>
+            <wp:effectExtent l="0" t="0" r="3175" b="3810"/>
+            <wp:wrapTight wrapText="bothSides">
+              <wp:wrapPolygon edited="0">
+                <wp:start x="0" y="0"/>
+                <wp:lineTo x="0" y="21430"/>
+                <wp:lineTo x="21467" y="21430"/>
+                <wp:lineTo x="21467" y="0"/>
+                <wp:lineTo x="0" y="0"/>
+              </wp:wrapPolygon>
+            </wp:wrapTight>
+            <wp:docPr id="311965761" name="Picture 4"/>
             <wp:cNvGraphicFramePr>
               <a:graphicFrameLocks xmlns:a="http://schemas.openxmlformats.org/drawingml/2006/main" noChangeAspect="1"/>
             </wp:cNvGraphicFramePr>
@@ -17733,13 +17303,13 @@
               <a:graphicData uri="http://schemas.openxmlformats.org/drawingml/2006/picture">
                 <pic:pic xmlns:pic="http://schemas.openxmlformats.org/drawingml/2006/picture">
                   <pic:nvPicPr>
-                    <pic:cNvPr id="0" name="Picture 6"/>
+                    <pic:cNvPr id="0" name="Picture 8"/>
                     <pic:cNvPicPr>
                       <a:picLocks noChangeAspect="1" noChangeArrowheads="1"/>
                     </pic:cNvPicPr>
                   </pic:nvPicPr>
                   <pic:blipFill>
-                    <a:blip r:embed="rId20" cstate="print">
+                    <a:blip r:embed="rId20">
                       <a:extLst>
                         <a:ext uri="{28A0092B-C50C-407E-A947-70E740481C1C}">
                           <a14:useLocalDpi xmlns:a14="http://schemas.microsoft.com/office/drawing/2010/main" val="0"/>
@@ -17754,7 +17324,7 @@
                   <pic:spPr bwMode="auto">
                     <a:xfrm>
                       <a:off x="0" y="0"/>
-                      <a:ext cx="1959610" cy="4305300"/>
+                      <a:ext cx="2587625" cy="1939290"/>
                     </a:xfrm>
                     <a:prstGeom prst="rect">
                       <a:avLst/>
@@ -17778,56 +17348,390 @@
       </w:r>
       <w:r>
         <w:rPr>
-          <w:bCs/>
-        </w:rPr>
-        <w:t>4.2.3. Luồng gửi cảnh báo khẩn cấp qua Telegram</w:t>
-      </w:r>
-      <w:bookmarkEnd w:id="55"/>
-    </w:p>
-    <w:p>
-      <w:pPr>
-        <w:ind w:firstLine="720"/>
-        <w:jc w:val="center"/>
-        <w:rPr>
           <w:b/>
           <w:bCs/>
+          <w:noProof/>
+        </w:rPr>
+        <w:drawing>
+          <wp:anchor distT="0" distB="0" distL="114300" distR="114300" simplePos="0" relativeHeight="251669504" behindDoc="1" locked="0" layoutInCell="1" allowOverlap="1" wp14:anchorId="05F897FB" wp14:editId="537F38D6">
+            <wp:simplePos x="0" y="0"/>
+            <wp:positionH relativeFrom="margin">
+              <wp:posOffset>34925</wp:posOffset>
+            </wp:positionH>
+            <wp:positionV relativeFrom="paragraph">
+              <wp:posOffset>277495</wp:posOffset>
+            </wp:positionV>
+            <wp:extent cx="2587625" cy="1939290"/>
+            <wp:effectExtent l="0" t="0" r="3175" b="3810"/>
+            <wp:wrapNone/>
+            <wp:docPr id="409173350" name="Picture 4"/>
+            <wp:cNvGraphicFramePr>
+              <a:graphicFrameLocks xmlns:a="http://schemas.openxmlformats.org/drawingml/2006/main" noChangeAspect="1"/>
+            </wp:cNvGraphicFramePr>
+            <a:graphic xmlns:a="http://schemas.openxmlformats.org/drawingml/2006/main">
+              <a:graphicData uri="http://schemas.openxmlformats.org/drawingml/2006/picture">
+                <pic:pic xmlns:pic="http://schemas.openxmlformats.org/drawingml/2006/picture">
+                  <pic:nvPicPr>
+                    <pic:cNvPr id="0" name="Picture 8"/>
+                    <pic:cNvPicPr>
+                      <a:picLocks noChangeAspect="1" noChangeArrowheads="1"/>
+                    </pic:cNvPicPr>
+                  </pic:nvPicPr>
+                  <pic:blipFill>
+                    <a:blip r:embed="rId20">
+                      <a:extLst>
+                        <a:ext uri="{28A0092B-C50C-407E-A947-70E740481C1C}">
+                          <a14:useLocalDpi xmlns:a14="http://schemas.microsoft.com/office/drawing/2010/main" val="0"/>
+                        </a:ext>
+                      </a:extLst>
+                    </a:blip>
+                    <a:srcRect/>
+                    <a:stretch>
+                      <a:fillRect/>
+                    </a:stretch>
+                  </pic:blipFill>
+                  <pic:spPr bwMode="auto">
+                    <a:xfrm>
+                      <a:off x="0" y="0"/>
+                      <a:ext cx="2587625" cy="1939290"/>
+                    </a:xfrm>
+                    <a:prstGeom prst="rect">
+                      <a:avLst/>
+                    </a:prstGeom>
+                    <a:noFill/>
+                    <a:ln>
+                      <a:noFill/>
+                    </a:ln>
+                  </pic:spPr>
+                </pic:pic>
+              </a:graphicData>
+            </a:graphic>
+            <wp14:sizeRelH relativeFrom="margin">
+              <wp14:pctWidth>0</wp14:pctWidth>
+            </wp14:sizeRelH>
+            <wp14:sizeRelV relativeFrom="margin">
+              <wp14:pctHeight>0</wp14:pctHeight>
+            </wp14:sizeRelV>
+          </wp:anchor>
+        </w:drawing>
+      </w:r>
+      <w:r>
+        <w:rPr>
+          <w:b/>
+          <w:bCs/>
+          <w:noProof/>
+        </w:rPr>
+        <w:drawing>
+          <wp:anchor distT="0" distB="0" distL="114300" distR="114300" simplePos="0" relativeHeight="251675648" behindDoc="1" locked="0" layoutInCell="1" allowOverlap="1" wp14:anchorId="0DB7244D" wp14:editId="66E3FD74">
+            <wp:simplePos x="0" y="0"/>
+            <wp:positionH relativeFrom="margin">
+              <wp:posOffset>3169285</wp:posOffset>
+            </wp:positionH>
+            <wp:positionV relativeFrom="paragraph">
+              <wp:posOffset>2698750</wp:posOffset>
+            </wp:positionV>
+            <wp:extent cx="2587625" cy="1939290"/>
+            <wp:effectExtent l="0" t="0" r="3175" b="3810"/>
+            <wp:wrapTight wrapText="bothSides">
+              <wp:wrapPolygon edited="0">
+                <wp:start x="0" y="0"/>
+                <wp:lineTo x="0" y="21430"/>
+                <wp:lineTo x="21467" y="21430"/>
+                <wp:lineTo x="21467" y="0"/>
+                <wp:lineTo x="0" y="0"/>
+              </wp:wrapPolygon>
+            </wp:wrapTight>
+            <wp:docPr id="1883625706" name="Picture 4"/>
+            <wp:cNvGraphicFramePr>
+              <a:graphicFrameLocks xmlns:a="http://schemas.openxmlformats.org/drawingml/2006/main" noChangeAspect="1"/>
+            </wp:cNvGraphicFramePr>
+            <a:graphic xmlns:a="http://schemas.openxmlformats.org/drawingml/2006/main">
+              <a:graphicData uri="http://schemas.openxmlformats.org/drawingml/2006/picture">
+                <pic:pic xmlns:pic="http://schemas.openxmlformats.org/drawingml/2006/picture">
+                  <pic:nvPicPr>
+                    <pic:cNvPr id="0" name="Picture 8"/>
+                    <pic:cNvPicPr>
+                      <a:picLocks noChangeAspect="1" noChangeArrowheads="1"/>
+                    </pic:cNvPicPr>
+                  </pic:nvPicPr>
+                  <pic:blipFill>
+                    <a:blip r:embed="rId20">
+                      <a:extLst>
+                        <a:ext uri="{28A0092B-C50C-407E-A947-70E740481C1C}">
+                          <a14:useLocalDpi xmlns:a14="http://schemas.microsoft.com/office/drawing/2010/main" val="0"/>
+                        </a:ext>
+                      </a:extLst>
+                    </a:blip>
+                    <a:srcRect/>
+                    <a:stretch>
+                      <a:fillRect/>
+                    </a:stretch>
+                  </pic:blipFill>
+                  <pic:spPr bwMode="auto">
+                    <a:xfrm>
+                      <a:off x="0" y="0"/>
+                      <a:ext cx="2587625" cy="1939290"/>
+                    </a:xfrm>
+                    <a:prstGeom prst="rect">
+                      <a:avLst/>
+                    </a:prstGeom>
+                    <a:noFill/>
+                    <a:ln>
+                      <a:noFill/>
+                    </a:ln>
+                  </pic:spPr>
+                </pic:pic>
+              </a:graphicData>
+            </a:graphic>
+            <wp14:sizeRelH relativeFrom="margin">
+              <wp14:pctWidth>0</wp14:pctWidth>
+            </wp14:sizeRelH>
+            <wp14:sizeRelV relativeFrom="margin">
+              <wp14:pctHeight>0</wp14:pctHeight>
+            </wp14:sizeRelV>
+          </wp:anchor>
+        </w:drawing>
+      </w:r>
+      <w:r>
+        <w:rPr>
+          <w:b/>
+          <w:bCs/>
+          <w:noProof/>
+        </w:rPr>
+        <w:drawing>
+          <wp:anchor distT="0" distB="0" distL="114300" distR="114300" simplePos="0" relativeHeight="251673600" behindDoc="1" locked="0" layoutInCell="1" allowOverlap="1" wp14:anchorId="734A369F" wp14:editId="3895C47D">
+            <wp:simplePos x="0" y="0"/>
+            <wp:positionH relativeFrom="margin">
+              <wp:posOffset>3169285</wp:posOffset>
+            </wp:positionH>
+            <wp:positionV relativeFrom="paragraph">
+              <wp:posOffset>270741</wp:posOffset>
+            </wp:positionV>
+            <wp:extent cx="2585720" cy="1939290"/>
+            <wp:effectExtent l="0" t="0" r="5080" b="3810"/>
+            <wp:wrapNone/>
+            <wp:docPr id="411935052" name="Picture 4"/>
+            <wp:cNvGraphicFramePr>
+              <a:graphicFrameLocks xmlns:a="http://schemas.openxmlformats.org/drawingml/2006/main" noChangeAspect="1"/>
+            </wp:cNvGraphicFramePr>
+            <a:graphic xmlns:a="http://schemas.openxmlformats.org/drawingml/2006/main">
+              <a:graphicData uri="http://schemas.openxmlformats.org/drawingml/2006/picture">
+                <pic:pic xmlns:pic="http://schemas.openxmlformats.org/drawingml/2006/picture">
+                  <pic:nvPicPr>
+                    <pic:cNvPr id="411935052" name="Picture 4"/>
+                    <pic:cNvPicPr>
+                      <a:picLocks noChangeAspect="1" noChangeArrowheads="1"/>
+                    </pic:cNvPicPr>
+                  </pic:nvPicPr>
+                  <pic:blipFill>
+                    <a:blip r:embed="rId21" cstate="print">
+                      <a:extLst>
+                        <a:ext uri="{28A0092B-C50C-407E-A947-70E740481C1C}">
+                          <a14:useLocalDpi xmlns:a14="http://schemas.microsoft.com/office/drawing/2010/main" val="0"/>
+                        </a:ext>
+                      </a:extLst>
+                    </a:blip>
+                    <a:stretch>
+                      <a:fillRect/>
+                    </a:stretch>
+                  </pic:blipFill>
+                  <pic:spPr bwMode="auto">
+                    <a:xfrm>
+                      <a:off x="0" y="0"/>
+                      <a:ext cx="2585720" cy="1939290"/>
+                    </a:xfrm>
+                    <a:prstGeom prst="rect">
+                      <a:avLst/>
+                    </a:prstGeom>
+                    <a:noFill/>
+                    <a:ln>
+                      <a:noFill/>
+                    </a:ln>
+                  </pic:spPr>
+                </pic:pic>
+              </a:graphicData>
+            </a:graphic>
+            <wp14:sizeRelH relativeFrom="margin">
+              <wp14:pctWidth>0</wp14:pctWidth>
+            </wp14:sizeRelH>
+            <wp14:sizeRelV relativeFrom="margin">
+              <wp14:pctHeight>0</wp14:pctHeight>
+            </wp14:sizeRelV>
+          </wp:anchor>
+        </w:drawing>
+      </w:r>
+      <w:r>
+        <w:t>Hệ thống hoạt động chính xác theo 4 ngưỡng logic đã cài đặt:</w:t>
+      </w:r>
+    </w:p>
+    <w:p>
+      <w:pPr>
+        <w:pStyle w:val="Heading3"/>
+        <w:rPr>
+          <w:bCs/>
+        </w:rPr>
+      </w:pPr>
+      <w:bookmarkStart w:id="55" w:name="_Toc240793566"/>
+    </w:p>
+    <w:p>
+      <w:pPr>
+        <w:pStyle w:val="Heading3"/>
+        <w:rPr>
+          <w:bCs/>
+        </w:rPr>
+      </w:pPr>
+    </w:p>
+    <w:p>
+      <w:pPr>
+        <w:pStyle w:val="Heading3"/>
+        <w:rPr>
+          <w:bCs/>
+        </w:rPr>
+      </w:pPr>
+    </w:p>
+    <w:p>
+      <w:pPr>
+        <w:pStyle w:val="Heading3"/>
+        <w:rPr>
+          <w:bCs/>
+        </w:rPr>
+      </w:pPr>
+    </w:p>
+    <w:p>
+      <w:pPr>
+        <w:pStyle w:val="Heading3"/>
+        <w:rPr>
+          <w:bCs/>
+        </w:rPr>
+      </w:pPr>
+    </w:p>
+    <w:p>
+      <w:pPr>
+        <w:spacing w:before="200"/>
+        <w:rPr>
           <w:i/>
           <w:iCs/>
           <w:sz w:val="22"/>
           <w:szCs w:val="22"/>
         </w:rPr>
       </w:pPr>
-    </w:p>
-    <w:p>
-      <w:pPr>
-        <w:ind w:firstLine="720"/>
-        <w:jc w:val="center"/>
+      <w:r>
+        <w:br/>
+      </w:r>
+      <w:r>
         <w:rPr>
           <w:i/>
           <w:iCs/>
           <w:sz w:val="22"/>
           <w:szCs w:val="22"/>
         </w:rPr>
-      </w:pPr>
-      <w:r>
-        <w:rPr>
-          <w:b/>
-          <w:bCs/>
+        <w:t xml:space="preserve">                         </w:t>
+      </w:r>
+      <w:r>
+        <w:rPr>
           <w:i/>
           <w:iCs/>
           <w:sz w:val="22"/>
           <w:szCs w:val="22"/>
         </w:rPr>
-        <w:t xml:space="preserve">Hình 4.3: </w:t>
-      </w:r>
-      <w:r>
-        <w:rPr>
+        <w:t xml:space="preserve">Nguy hiểm </w:t>
+      </w:r>
+    </w:p>
+    <w:p>
+      <w:pPr>
+        <w:pStyle w:val="Heading3"/>
+        <w:rPr>
+          <w:bCs/>
+        </w:rPr>
+      </w:pPr>
+      <w:r>
+        <w:rPr>
+          <w:bCs/>
+        </w:rPr>
+        <w:lastRenderedPageBreak/>
+        <w:t>4.2.3. Luồng gửi cảnh báo khẩn cấp qua Telegram</w:t>
+      </w:r>
+      <w:bookmarkEnd w:id="55"/>
+    </w:p>
+    <w:p>
+      <w:pPr>
+        <w:ind w:firstLine="720"/>
+        <w:jc w:val="center"/>
+        <w:rPr>
+          <w:b/>
+          <w:bCs/>
           <w:i/>
           <w:iCs/>
           <w:sz w:val="22"/>
           <w:szCs w:val="22"/>
         </w:rPr>
-        <w:t>Ảnh chụp màn hình nhóm chat Telegram nhận được tin nhắn cảnh báo thực tế ở các mức khác nhau</w:t>
+      </w:pPr>
+      <w:r>
+        <w:rPr>
+          <w:bCs/>
+          <w:noProof/>
+        </w:rPr>
+        <w:drawing>
+          <wp:anchor distT="0" distB="0" distL="114300" distR="114300" simplePos="0" relativeHeight="251666432" behindDoc="0" locked="0" layoutInCell="1" allowOverlap="1" wp14:anchorId="11A93313" wp14:editId="51FA4D1D">
+            <wp:simplePos x="0" y="0"/>
+            <wp:positionH relativeFrom="page">
+              <wp:posOffset>2889134</wp:posOffset>
+            </wp:positionH>
+            <wp:positionV relativeFrom="paragraph">
+              <wp:posOffset>-347</wp:posOffset>
+            </wp:positionV>
+            <wp:extent cx="1957070" cy="4305300"/>
+            <wp:effectExtent l="0" t="0" r="5080" b="0"/>
+            <wp:wrapTopAndBottom/>
+            <wp:docPr id="427758953" name="Picture 6"/>
+            <wp:cNvGraphicFramePr>
+              <a:graphicFrameLocks xmlns:a="http://schemas.openxmlformats.org/drawingml/2006/main" noChangeAspect="1"/>
+            </wp:cNvGraphicFramePr>
+            <a:graphic xmlns:a="http://schemas.openxmlformats.org/drawingml/2006/main">
+              <a:graphicData uri="http://schemas.openxmlformats.org/drawingml/2006/picture">
+                <pic:pic xmlns:pic="http://schemas.openxmlformats.org/drawingml/2006/picture">
+                  <pic:nvPicPr>
+                    <pic:cNvPr id="427758953" name="Picture 6"/>
+                    <pic:cNvPicPr>
+                      <a:picLocks noChangeAspect="1" noChangeArrowheads="1"/>
+                    </pic:cNvPicPr>
+                  </pic:nvPicPr>
+                  <pic:blipFill>
+                    <a:blip r:embed="rId22" cstate="print">
+                      <a:extLst>
+                        <a:ext uri="{28A0092B-C50C-407E-A947-70E740481C1C}">
+                          <a14:useLocalDpi xmlns:a14="http://schemas.microsoft.com/office/drawing/2010/main" val="0"/>
+                        </a:ext>
+                      </a:extLst>
+                    </a:blip>
+                    <a:stretch>
+                      <a:fillRect/>
+                    </a:stretch>
+                  </pic:blipFill>
+                  <pic:spPr bwMode="auto">
+                    <a:xfrm>
+                      <a:off x="0" y="0"/>
+                      <a:ext cx="1957070" cy="4305300"/>
+                    </a:xfrm>
+                    <a:prstGeom prst="rect">
+                      <a:avLst/>
+                    </a:prstGeom>
+                    <a:noFill/>
+                    <a:ln>
+                      <a:noFill/>
+                    </a:ln>
+                  </pic:spPr>
+                </pic:pic>
+              </a:graphicData>
+            </a:graphic>
+            <wp14:sizeRelH relativeFrom="margin">
+              <wp14:pctWidth>0</wp14:pctWidth>
+            </wp14:sizeRelH>
+            <wp14:sizeRelV relativeFrom="margin">
+              <wp14:pctHeight>0</wp14:pctHeight>
+            </wp14:sizeRelV>
+          </wp:anchor>
+        </w:drawing>
       </w:r>
     </w:p>
     <w:p>
@@ -17841,13 +17745,60 @@
           <w:szCs w:val="22"/>
         </w:rPr>
       </w:pPr>
+      <w:r>
+        <w:rPr>
+          <w:b/>
+          <w:bCs/>
+          <w:i/>
+          <w:iCs/>
+          <w:sz w:val="22"/>
+          <w:szCs w:val="22"/>
+        </w:rPr>
+        <w:t xml:space="preserve">Hình 4.3: </w:t>
+      </w:r>
+      <w:r>
+        <w:rPr>
+          <w:i/>
+          <w:iCs/>
+          <w:sz w:val="22"/>
+          <w:szCs w:val="22"/>
+        </w:rPr>
+        <w:t>Ảnh chụp màn hình nhóm chat Telegram nhận được tin nhắn cảnh báo thực tế ở các mức khác nhau</w:t>
+      </w:r>
     </w:p>
     <w:p>
       <w:pPr>
         <w:ind w:firstLine="720"/>
-      </w:pPr>
-      <w:r>
-        <w:t>Kết quả đo cho thấy độ trễ trung bình từ lúc thiết bị phát hiện chuyển mức đến lúc tin nhắn đến tay người nhận là khoảng 3-6 giây, đáp ứng yêu cầu PCN03 đã đặt ra. Kèm theo đó là cơ chế chống gửi trùng lặp được xác nhận hoạt động tổt. Khi mực nước đứng yên ở cùng một mức trong thời gian dài, hệ thống không phát sinh thêm tin nhắn nào.</w:t>
+        <w:jc w:val="center"/>
+      </w:pPr>
+      <w:bookmarkStart w:id="56" w:name="_Toc240793567"/>
+      <w:r>
+        <w:t>ngắn hơn chút</w:t>
+      </w:r>
+    </w:p>
+    <w:p>
+      <w:pPr>
+        <w:ind w:firstLine="720"/>
+      </w:pPr>
+      <w:r>
+        <w:t>Kết quả đo cho thấy độ trễ trung bình từ lúc thiết bị phát hiện chuyển mức đến lúc tin nhắn đến tay người nhận dao động trong khoảng ba đến sáu giây, đáp ứng yêu cầu PCN03 đã đặt ra. Qua nhiều lần thử ở các mức cảnh báo khác nhau, độ trễ luôn ổn định trong khoảng này, không có trường hợp tin nhắn đến chậm hay bị thất lạc.</w:t>
+      </w:r>
+    </w:p>
+    <w:p>
+      <w:pPr>
+        <w:ind w:firstLine="720"/>
+      </w:pPr>
+      <w:r>
+        <w:t>Cơ chế chống gửi trùng lặp cũng hoạt động đúng thiết kế. Khi mực nước đứng yên ở cùng một mức trong thời gian dài, hệ thống không phát sinh thêm tin nhắn nào. Ngược lại, mỗi lần chuyển mức, hệ thống đều gửi đúng một tin nhắn tương ứng, không bỏ sót cũng không lặp lại, nội dung phản ánh đúng mức cảnh báo và giá trị đo tại thời điểm gửi.</w:t>
+      </w:r>
+    </w:p>
+    <w:p>
+      <w:pPr>
+        <w:ind w:firstLine="720"/>
+      </w:pPr>
+      <w:r>
+        <w:lastRenderedPageBreak/>
+        <w:t>Nhìn chung, luồng gửi cảnh báo qua Telegram vận hành ổn định trong suốt quá trình kiểm thử, vừa đủ nhanh để người quản lý kịp thời xử lý sự cố, vừa tránh làm phiền người nhận bằng tin nhắn trùng lặp.</w:t>
       </w:r>
     </w:p>
     <w:p>
@@ -17857,13 +17808,11 @@
           <w:bCs/>
         </w:rPr>
       </w:pPr>
-      <w:bookmarkStart w:id="56" w:name="_Toc240793567"/>
       <w:r>
         <w:rPr>
           <w:bCs/>
           <w:noProof/>
         </w:rPr>
-        <w:lastRenderedPageBreak/>
         <w:drawing>
           <wp:anchor distT="0" distB="0" distL="114300" distR="114300" simplePos="0" relativeHeight="251667456" behindDoc="1" locked="0" layoutInCell="1" allowOverlap="1" wp14:anchorId="47026F64" wp14:editId="45D669FB">
             <wp:simplePos x="0" y="0"/>
@@ -17898,7 +17847,7 @@
                     </pic:cNvPicPr>
                   </pic:nvPicPr>
                   <pic:blipFill>
-                    <a:blip r:embed="rId21">
+                    <a:blip r:embed="rId23">
                       <a:extLst>
                         <a:ext uri="{28A0092B-C50C-407E-A947-70E740481C1C}">
                           <a14:useLocalDpi xmlns:a14="http://schemas.microsoft.com/office/drawing/2010/main" val="0"/>
@@ -17940,12 +17889,56 @@
     <w:p>
       <w:pPr>
         <w:ind w:firstLine="720"/>
-      </w:pPr>
-    </w:p>
-    <w:p>
-      <w:pPr>
-        <w:ind w:firstLine="720"/>
-      </w:pPr>
+        <w:jc w:val="center"/>
+        <w:rPr>
+          <w:i/>
+          <w:iCs/>
+          <w:sz w:val="22"/>
+          <w:szCs w:val="22"/>
+        </w:rPr>
+      </w:pPr>
+      <w:r>
+        <w:rPr>
+          <w:b/>
+          <w:bCs/>
+          <w:i/>
+          <w:iCs/>
+          <w:sz w:val="22"/>
+          <w:szCs w:val="22"/>
+        </w:rPr>
+        <w:t>Hình 4.</w:t>
+      </w:r>
+      <w:r>
+        <w:rPr>
+          <w:b/>
+          <w:bCs/>
+          <w:i/>
+          <w:iCs/>
+          <w:sz w:val="22"/>
+          <w:szCs w:val="22"/>
+        </w:rPr>
+        <w:t>4</w:t>
+      </w:r>
+      <w:r>
+        <w:rPr>
+          <w:b/>
+          <w:bCs/>
+          <w:i/>
+          <w:iCs/>
+          <w:sz w:val="22"/>
+          <w:szCs w:val="22"/>
+        </w:rPr>
+        <w:t xml:space="preserve">: </w:t>
+      </w:r>
+      <w:r>
+        <w:rPr>
+          <w:i/>
+          <w:iCs/>
+          <w:sz w:val="22"/>
+          <w:szCs w:val="22"/>
+        </w:rPr>
+        <w:t>Ảnh chụp màn hình hệ thống log dữ liệu mực nước</w:t>
+      </w:r>
     </w:p>
     <w:p>
       <w:pPr>
@@ -18003,7 +17996,7 @@
                     <pic:cNvPicPr/>
                   </pic:nvPicPr>
                   <pic:blipFill>
-                    <a:blip r:embed="rId22">
+                    <a:blip r:embed="rId24">
                       <a:extLst>
                         <a:ext uri="{28A0092B-C50C-407E-A947-70E740481C1C}">
                           <a14:useLocalDpi xmlns:a14="http://schemas.microsoft.com/office/drawing/2010/main" val="0"/>
@@ -18051,7 +18044,7 @@
                     <pic:cNvPicPr/>
                   </pic:nvPicPr>
                   <pic:blipFill>
-                    <a:blip r:embed="rId23"/>
+                    <a:blip r:embed="rId25"/>
                     <a:stretch>
                       <a:fillRect/>
                     </a:stretch>
@@ -18072,372 +18065,98 @@
         </w:drawing>
       </w:r>
     </w:p>
+    <w:p/>
+    <w:p>
+      <w:pPr>
+        <w:pStyle w:val="Heading1"/>
+      </w:pPr>
+      <w:bookmarkStart w:id="58" w:name="_Toc240793573"/>
+      <w:r>
+        <w:t>Chương 5: Kết luận và Hướng phát triển</w:t>
+      </w:r>
+      <w:bookmarkEnd w:id="58"/>
+    </w:p>
+    <w:p>
+      <w:pPr>
+        <w:pStyle w:val="Heading2"/>
+      </w:pPr>
+      <w:bookmarkStart w:id="59" w:name="_Toc240793574"/>
+      <w:r>
+        <w:t>5.1. Kết luận chung.</w:t>
+      </w:r>
+      <w:bookmarkEnd w:id="59"/>
+    </w:p>
     <w:p>
       <w:pPr>
         <w:ind w:firstLine="720"/>
       </w:pPr>
       <w:r>
-        <w:lastRenderedPageBreak/>
-        <w:t xml:space="preserve">Thử nghiệm thay đổi bộ ba ngưỡng cảnh báo từ giao diện quản trị cho thấy quá trình xác thực và đồng bộ diễn ra suôn sẻ, không phát sinh bất kỳ lỗi phản hồi hay từ chối truy cập nào từ máy chủ. </w:t>
-      </w:r>
-    </w:p>
-    <w:p>
-      <w:pPr>
-        <w:pStyle w:val="Heading3"/>
-        <w:rPr>
-          <w:bCs/>
-        </w:rPr>
-      </w:pPr>
-      <w:bookmarkStart w:id="58" w:name="_Toc240793569"/>
-      <w:r>
-        <w:rPr>
-          <w:bCs/>
-        </w:rPr>
-        <w:t>4.3.4. Luồng kiểm tra và cập nhật firmware từ xa (OTA)</w:t>
-      </w:r>
-      <w:bookmarkEnd w:id="58"/>
+        <w:t>Đề tài đã hoàn thành mục tiêu xây dựng một hệ thống IoT giám sát ngập lụt tầng hầm hoàn chỉnh, đi từ cơ sở lý thuyết, lựa chọn công nghệ, cho đến thiết kế và triển khai thực tế. Hệ thống giải quyết trực tiếp các vấn đề đã đặt ra ở chương 1, gồm thiệt hại tài sản do ngập nước không được phát hiện kịp thời, hạ tầng cơ điện công trình bị tê liệt khi sự cố xảy ra vào thời điểm ít người qua lại, và những hạn chế cố hữu của các giải pháp giám sát truyền thống.</w:t>
+      </w:r>
     </w:p>
     <w:p>
       <w:pPr>
         <w:ind w:firstLine="720"/>
       </w:pPr>
-      <w:r>
+    </w:p>
+    <w:p>
+      <w:pPr>
+        <w:ind w:firstLine="720"/>
+      </w:pPr>
+      <w:r>
+        <w:t>Về mặt kiến trúc, hệ thống được tổ chức theo mô hình ba lớp, trong đó lớp cảm biến và xử lý tại chỗ đảm nhận toàn bộ các phép tính then chốt liên quan trực tiếp đến an toàn ngay tại vi điều khiển, không phụ thuộc vào kết nối mạng, kết hợp cùng lớp mạng và lớp nền tảng đám mây không máy chủ đảm nhận việc lưu trữ, cấu hình từ xa và cảnh báo tới người dùng cuối. Nhờ tách bạch rõ ràng giữa hai nhóm chức năng này, hệ thống vừa đảm bảo phản ứng cảnh báo tức thời không phụ thuộc mạng, vừa tận dụng được khả năng vận hành và bảo trì từ xa của hạ tầng phân tán.</w:t>
+      </w:r>
+    </w:p>
+    <w:p>
+      <w:pPr>
+        <w:ind w:firstLine="720"/>
+      </w:pPr>
+    </w:p>
+    <w:p>
+      <w:pPr>
+        <w:ind w:firstLine="720"/>
+      </w:pPr>
+      <w:r>
+        <w:t>Về mặt kỹ thuật, đề tài đã hiện thực hóa đầy đủ các yêu cầu chức năng đặt ra, từ đo mực nước liên tục, tính tốc độ biến thiên, tự động cảnh báo tại chỗ, gửi thông báo tức thời qua Telegram, cung cấp giao diện giám sát và quản trị, cho tới khả năng cấu hình ngưỡng và cập nhật firmware từ xa. Các cơ chế bảo vệ như lọc nhiễu tín hiệu, xử lý song song hai luồng trên hai nhân vi điều khiển, giám sát treo hệ thống, và cập nhật firmware an toàn có khả năng tự khôi phục khi lỗi, đều góp phần đưa hệ thống tiệm cận độ tin cậy cần thiết cho một ứng dụng cảnh báo mang tính sống còn.</w:t>
+      </w:r>
+    </w:p>
+    <w:p>
+      <w:pPr>
         <w:rPr>
           <w:b/>
           <w:bCs/>
         </w:rPr>
-        <w:t>[CHÈN: Hình 4.9 — Ảnh chụp trang quản trị lúc tải lên firmware phiên bản mới, và ảnh màn hình LCD hiển thị "Dang cap nhat..." trong lúc thiết bị tải OTA]</w:t>
-      </w:r>
-    </w:p>
-    <w:p>
-      <w:pPr>
-        <w:ind w:firstLine="720"/>
-      </w:pPr>
-      <w:r>
-        <w:rPr>
-          <w:b/>
-          <w:bCs/>
-        </w:rPr>
-        <w:t>[CHÈN: mô tả kịch bản thử nghiệm cụ thể cậu đã làm, ví dụ: (a) test cập nhật thành công từ bản 1.0.2 lên 1.0.3, (b) test cố tình nạp một bản lỗi để kiểm tra cơ chế tự rollback về bản cũ]</w:t>
-      </w:r>
-    </w:p>
-    <w:p>
-      <w:pPr>
-        <w:ind w:firstLine="720"/>
-      </w:pPr>
-      <w:r>
-        <w:t xml:space="preserve">Kết quả thử nghiệm với kịch bản (a) cho thấy thiết bị tự phát hiện bản mới, tải về, khởi động lại, và tự xác nhận bản mới hợp lệ sau cửa sổ xác nhận </w:t>
-      </w:r>
-      <w:r>
-        <w:rPr>
-          <w:b/>
-          <w:bCs/>
-        </w:rPr>
-        <w:t>[CHÈN: giá trị — đúng bằng BOOT_CONFIRM_WINDOW_MS = 36 giây]</w:t>
-      </w:r>
-      <w:r>
-        <w:t xml:space="preserve"> mà không cần can thiệp thủ công.</w:t>
-      </w:r>
-    </w:p>
-    <w:p>
-      <w:pPr>
-        <w:ind w:firstLine="720"/>
-      </w:pPr>
-      <w:r>
-        <w:rPr>
-          <w:b/>
-          <w:bCs/>
-        </w:rPr>
-        <w:t>[CHÈN: nếu có test rollback: mô tả kết quả — thiết bị có tự khôi phục về bản cũ đúng như thiết kế ở mục 3.5.5 hay không]</w:t>
-      </w:r>
-    </w:p>
-    <w:p>
-      <w:pPr>
-        <w:pStyle w:val="Heading3"/>
-        <w:ind w:firstLine="720"/>
-        <w:rPr>
-          <w:bCs/>
-        </w:rPr>
-      </w:pPr>
-      <w:bookmarkStart w:id="59" w:name="_Toc240793570"/>
-      <w:r>
-        <w:rPr>
-          <w:bCs/>
-        </w:rPr>
-        <w:t>4.3.5. Thử nghiệm khả năng chịu lỗi khi mất kết nối mạng</w:t>
-      </w:r>
-      <w:bookmarkEnd w:id="59"/>
-    </w:p>
-    <w:p>
-      <w:pPr>
-        <w:ind w:firstLine="720"/>
-      </w:pPr>
-      <w:r>
-        <w:t>Đây là thử nghiệm quan trọng nhất để kiểm chứng yêu cầu PCN02 đã đặt ở mục 3.1.2, xác nhận nguyên tắc tách hai luồng xử lý ở mục 3.2.3 hoạt động đúng trong thực tế.</w:t>
-      </w:r>
-    </w:p>
-    <w:p>
-      <w:pPr>
-        <w:ind w:firstLine="720"/>
-      </w:pPr>
-      <w:r>
-        <w:rPr>
-          <w:b/>
-          <w:bCs/>
-        </w:rPr>
-        <w:t>[CHÈN: mô tả kịch bản — ví dụ: ngắt Wi-Fi của router trong lúc mực nước đang dâng, quan sát]</w:t>
-      </w:r>
-    </w:p>
-    <w:p>
-      <w:pPr>
-        <w:ind w:firstLine="720"/>
-      </w:pPr>
-      <w:r>
-        <w:rPr>
-          <w:b/>
-          <w:bCs/>
-        </w:rPr>
-        <w:t>[CHÈN: Hình 4.10 — Ảnh/video minh hoạ: đèn/còi tại chỗ vẫn hoạt động bình thường trong lúc mất mạng]</w:t>
-      </w:r>
-    </w:p>
-    <w:p>
-      <w:pPr>
-        <w:ind w:firstLine="720"/>
-      </w:pPr>
-      <w:r>
-        <w:t>Kết quả quan sát cho thấy trong suốt thời gian mất kết nối Wi-Fi, luồng cảm biến và cảnh báo tại chỗ (đèn, còi, LCD) trên nhân xử lý chính vẫn hoạt động liên tục không gián đoạn; đồng thời các bản ghi log phát sinh trong lúc mất mạng được giữ lại trong hàng đợi (pendingQueue, tối đa 40 bản ghi) và được gửi bù lên D1 ngay khi mạng được khôi phục, đúng như cơ chế đã thiết kế ở mục 3.5.3.</w:t>
-      </w:r>
+      </w:pPr>
     </w:p>
     <w:p>
       <w:pPr>
         <w:pStyle w:val="Heading2"/>
-        <w:ind w:firstLine="720"/>
-      </w:pPr>
-      <w:bookmarkStart w:id="60" w:name="_Toc240793571"/>
-      <w:r>
-        <w:lastRenderedPageBreak/>
-        <w:t>4.4. Kết quả thử nghiệm giao diện giám sát Web</w:t>
+      </w:pPr>
+    </w:p>
+    <w:p>
+      <w:pPr>
+        <w:pStyle w:val="Heading2"/>
+      </w:pPr>
+    </w:p>
+    <w:p>
+      <w:pPr>
+        <w:pStyle w:val="Heading2"/>
+      </w:pPr>
+    </w:p>
+    <w:p>
+      <w:pPr>
+        <w:pStyle w:val="Heading2"/>
+      </w:pPr>
+    </w:p>
+    <w:p>
+      <w:pPr>
+        <w:pStyle w:val="Heading2"/>
+      </w:pPr>
+      <w:bookmarkStart w:id="60" w:name="_Toc240793575"/>
+      <w:r>
+        <w:t>5.2. Hạn chế của đề tài</w:t>
       </w:r>
       <w:bookmarkEnd w:id="60"/>
-    </w:p>
-    <w:p>
-      <w:pPr>
-        <w:ind w:firstLine="720"/>
-      </w:pPr>
-      <w:r>
-        <w:rPr>
-          <w:b/>
-          <w:bCs/>
-        </w:rPr>
-        <w:t>[CHÈN: Hình 4.11 — Ảnh chụp giao diện index.html thực tế đang hiển thị dữ liệu sống, đủ các khu vực đã mô tả ở mục 3.4.2 (giá trị chính, xu hướng, biểu đồ kép, mô phỏng bể chứa...)]</w:t>
-      </w:r>
-    </w:p>
-    <w:p>
-      <w:pPr>
-        <w:ind w:firstLine="720"/>
-      </w:pPr>
-      <w:r>
-        <w:rPr>
-          <w:b/>
-          <w:bCs/>
-        </w:rPr>
-        <w:t>[CHÈN: Hình 4.12 — Ảnh chụp trang quản trị setting.html với các chức năng cấu hình ngưỡng, xuất dữ liệu, quản lý firmware, lịch sử đo]</w:t>
-      </w:r>
-    </w:p>
-    <w:p>
-      <w:pPr>
-        <w:ind w:firstLine="720"/>
-      </w:pPr>
-      <w:r>
-        <w:rPr>
-          <w:b/>
-          <w:bCs/>
-        </w:rPr>
-        <w:t>[CHÈN: nhận xét ngắn của cậu về trải nghiệm thực tế — ví dụ: thời gian tải trang, độ mượt của biểu đồ, có vấn đề gì phát sinh khi thử trên điện thoại không...]</w:t>
-      </w:r>
-    </w:p>
-    <w:p>
-      <w:pPr>
-        <w:pStyle w:val="Heading2"/>
-        <w:ind w:firstLine="720"/>
-      </w:pPr>
-      <w:bookmarkStart w:id="61" w:name="_Toc240793572"/>
-      <w:r>
-        <w:t>4.5. Đánh giá tổng hợp kết quả thử nghiệm</w:t>
-      </w:r>
-      <w:bookmarkEnd w:id="61"/>
-    </w:p>
-    <w:p>
-      <w:pPr>
-        <w:ind w:firstLine="720"/>
-      </w:pPr>
-      <w:r>
-        <w:t>Bảng dưới đây đối chiếu lại các yêu cầu chức năng (CN) và phi chức năng (PCN) đã đặt ra ở mục 3.1 với kết quả thử nghiệm thực tế trình bày ở các mục trên.</w:t>
-      </w:r>
-    </w:p>
-    <w:p>
-      <w:pPr>
-        <w:ind w:firstLine="720"/>
-      </w:pPr>
-      <w:r>
-        <w:rPr>
-          <w:b/>
-          <w:bCs/>
-        </w:rPr>
-        <w:t>[CHÈN: Bảng 4.5 — Bảng tổng hợp 2 cột: "Yêu cầu (mã CN/PCN)" — "Kết quả đạt được / chưa đạt", điền dựa trên số liệu đã có ở 4.2–4.4]</w:t>
-      </w:r>
-    </w:p>
-    <w:p>
-      <w:pPr>
-        <w:ind w:firstLine="720"/>
-      </w:pPr>
-      <w:r>
-        <w:t xml:space="preserve">Nhìn chung, mô hình thực nghiệm đã hiện thực hóa đầy đủ kiến trúc và thuật toán đã thiết kế ở Chương 3, đáp ứng được </w:t>
-      </w:r>
-      <w:r>
-        <w:rPr>
-          <w:b/>
-          <w:bCs/>
-        </w:rPr>
-        <w:t>[CHÈN: số lượng]</w:t>
-      </w:r>
-      <w:r>
-        <w:t>/7 yêu cầu chức năng và các yêu cầu phi chức năng cốt lõi về độ trễ cảnh báo tại chỗ và khả năng chịu lỗi mạng. Tuy nhiên, quá trình thử nghiệm cũng bộc lộ một số hạn chế cần lưu ý:</w:t>
-      </w:r>
-    </w:p>
-    <w:p>
-      <w:pPr>
-        <w:numPr>
-          <w:ilvl w:val="0"/>
-          <w:numId w:val="33"/>
-        </w:numPr>
-      </w:pPr>
-      <w:r>
-        <w:rPr>
-          <w:b/>
-          <w:bCs/>
-        </w:rPr>
-        <w:t>[CHÈN: hạn chế 1, ví dụ: cảm biến HC-SR04 chưa chống nước, mới phù hợp mô hình thử nghiệm chứ chưa triển khai thực tế lâu dài — đã lưu ý ở mục 2.3]</w:t>
-      </w:r>
-    </w:p>
-    <w:p>
-      <w:pPr>
-        <w:numPr>
-          <w:ilvl w:val="0"/>
-          <w:numId w:val="33"/>
-        </w:numPr>
-      </w:pPr>
-      <w:r>
-        <w:rPr>
-          <w:b/>
-          <w:bCs/>
-        </w:rPr>
-        <w:t>[CHÈN: hạn chế 2, nếu có, ví dụ về độ ổn định Wi-Fi, sai số ở điều kiện mặt nước gợn sóng mạnh, v.v.]</w:t>
-      </w:r>
-    </w:p>
-    <w:p>
-      <w:pPr>
-        <w:ind w:firstLine="720"/>
-      </w:pPr>
-    </w:p>
-    <w:p>
-      <w:r>
-        <w:br w:type="page"/>
-      </w:r>
-    </w:p>
-    <w:p>
-      <w:pPr>
-        <w:pStyle w:val="Heading1"/>
-      </w:pPr>
-      <w:bookmarkStart w:id="62" w:name="_Toc240793573"/>
-      <w:r>
-        <w:lastRenderedPageBreak/>
-        <w:t>Chương 5: Kết luận và Hướng phát triển</w:t>
-      </w:r>
-      <w:bookmarkEnd w:id="62"/>
-    </w:p>
-    <w:p>
-      <w:pPr>
-        <w:pStyle w:val="Heading2"/>
-      </w:pPr>
-      <w:bookmarkStart w:id="63" w:name="_Toc240793574"/>
-      <w:r>
-        <w:t>5.1. Kết luận chung.</w:t>
-      </w:r>
-      <w:bookmarkEnd w:id="63"/>
-    </w:p>
-    <w:p>
-      <w:pPr>
-        <w:ind w:firstLine="720"/>
-      </w:pPr>
-      <w:r>
-        <w:t>Đề tài đã hoàn thành mục tiêu xây dựng một hệ thống IoT giám sát ngập lụt tầng hầm hoàn chỉnh, đi từ cơ sở lý thuyết, lựa chọn công nghệ, cho đến thiết kế và triển khai thực tế. Hệ thống giải quyết trực tiếp các vấn đề đã đặt ra ở chương 1, gồm thiệt hại tài sản do ngập nước không được phát hiện kịp thời, hạ tầng cơ điện công trình bị tê liệt khi sự cố xảy ra vào thời điểm ít người qua lại, và những hạn chế cố hữu của các giải pháp giám sát truyền thống.</w:t>
-      </w:r>
-    </w:p>
-    <w:p>
-      <w:pPr>
-        <w:ind w:firstLine="720"/>
-      </w:pPr>
-    </w:p>
-    <w:p>
-      <w:pPr>
-        <w:ind w:firstLine="720"/>
-      </w:pPr>
-      <w:r>
-        <w:t>Về mặt kiến trúc, hệ thống được tổ chức theo mô hình ba lớp, trong đó lớp cảm biến và xử lý tại chỗ đảm nhận toàn bộ các phép tính then chốt liên quan trực tiếp đến an toàn ngay tại vi điều khiển, không phụ thuộc vào kết nối mạng, kết hợp cùng lớp mạng và lớp nền tảng đám mây không máy chủ đảm nhận việc lưu trữ, cấu hình từ xa và cảnh báo tới người dùng cuối. Nhờ tách bạch rõ ràng giữa hai nhóm chức năng này, hệ thống vừa đảm bảo phản ứng cảnh báo tức thời không phụ thuộc mạng, vừa tận dụng được khả năng vận hành và bảo trì từ xa của hạ tầng phân tán.</w:t>
-      </w:r>
-    </w:p>
-    <w:p>
-      <w:pPr>
-        <w:ind w:firstLine="720"/>
-      </w:pPr>
-    </w:p>
-    <w:p>
-      <w:pPr>
-        <w:ind w:firstLine="720"/>
-      </w:pPr>
-      <w:r>
-        <w:t>Về mặt kỹ thuật, đề tài đã hiện thực hóa đầy đủ các yêu cầu chức năng đặt ra, từ đo mực nước liên tục, tính tốc độ biến thiên, tự động cảnh báo tại chỗ, gửi thông báo tức thời qua Telegram, cung cấp giao diện giám sát và quản trị, cho tới khả năng cấu hình ngưỡng và cập nhật firmware từ xa. Các cơ chế bảo vệ như lọc nhiễu tín hiệu, xử lý song song hai luồng trên hai nhân vi điều khiển, giám sát treo hệ thống, và cập nhật firmware an toàn có khả năng tự khôi phục khi lỗi, đều góp phần đưa hệ thống tiệm cận độ tin cậy cần thiết cho một ứng dụng cảnh báo mang tính sống còn.</w:t>
-      </w:r>
-    </w:p>
-    <w:p>
-      <w:pPr>
-        <w:rPr>
-          <w:b/>
-          <w:bCs/>
-        </w:rPr>
-      </w:pPr>
-    </w:p>
-    <w:p>
-      <w:pPr>
-        <w:pStyle w:val="Heading2"/>
-      </w:pPr>
-    </w:p>
-    <w:p>
-      <w:pPr>
-        <w:pStyle w:val="Heading2"/>
-      </w:pPr>
-    </w:p>
-    <w:p>
-      <w:pPr>
-        <w:pStyle w:val="Heading2"/>
-      </w:pPr>
-    </w:p>
-    <w:p>
-      <w:pPr>
-        <w:pStyle w:val="Heading2"/>
-      </w:pPr>
-    </w:p>
-    <w:p>
-      <w:pPr>
-        <w:pStyle w:val="Heading2"/>
-      </w:pPr>
-      <w:bookmarkStart w:id="64" w:name="_Toc240793575"/>
-      <w:r>
-        <w:lastRenderedPageBreak/>
-        <w:t>5.2. Hạn chế của đề tài</w:t>
-      </w:r>
-      <w:bookmarkEnd w:id="64"/>
     </w:p>
     <w:p>
       <w:pPr>
@@ -18576,11 +18295,11 @@
       <w:pPr>
         <w:pStyle w:val="Heading2"/>
       </w:pPr>
-      <w:bookmarkStart w:id="65" w:name="_Toc240793576"/>
+      <w:bookmarkStart w:id="61" w:name="_Toc240793576"/>
       <w:r>
         <w:t>5.3. Hướng phát triển</w:t>
       </w:r>
-      <w:bookmarkEnd w:id="65"/>
+      <w:bookmarkEnd w:id="61"/>
     </w:p>
     <w:p>
       <w:pPr>
@@ -18751,12 +18470,12 @@
       <w:pPr>
         <w:pStyle w:val="Heading1"/>
       </w:pPr>
-      <w:bookmarkStart w:id="66" w:name="_Toc240793577"/>
+      <w:bookmarkStart w:id="62" w:name="_Toc240793577"/>
       <w:r>
         <w:lastRenderedPageBreak/>
         <w:t>Phần Cuối</w:t>
       </w:r>
-      <w:bookmarkEnd w:id="66"/>
+      <w:bookmarkEnd w:id="62"/>
     </w:p>
     <w:p>
       <w:pPr>
@@ -18812,6 +18531,35 @@
       <w:r>
         <w:t xml:space="preserve"> </w:t>
       </w:r>
+      <w:hyperlink r:id="rId26" w:history="1">
+        <w:r>
+          <w:rPr>
+            <w:rStyle w:val="Hyperlink"/>
+            <w:b/>
+            <w:bCs/>
+            <w:i/>
+            <w:iCs/>
+          </w:rPr>
+          <w:t>https://github.com/kinne-luu/water-level-monitoring</w:t>
+        </w:r>
+      </w:hyperlink>
+    </w:p>
+    <w:p>
+      <w:pPr>
+        <w:rPr>
+          <w:b/>
+          <w:bCs/>
+        </w:rPr>
+      </w:pPr>
+      <w:r>
+        <w:rPr>
+          <w:b/>
+          <w:bCs/>
+          <w:i/>
+          <w:iCs/>
+        </w:rPr>
+        <w:t xml:space="preserve">Trang web quản lý: </w:t>
+      </w:r>
       <w:r>
         <w:rPr>
           <w:b/>
@@ -18821,17 +18569,8 @@
           <w:color w:val="215E99" w:themeColor="text2" w:themeTint="BF"/>
           <w:u w:val="single"/>
         </w:rPr>
-        <w:t>https://github.com/kinne-luu/water-level-monitoring</w:t>
-      </w:r>
-    </w:p>
-    <w:p>
-      <w:pPr>
-        <w:jc w:val="center"/>
-        <w:rPr>
-          <w:b/>
-          <w:bCs/>
-        </w:rPr>
-      </w:pPr>
+        <w:t>https://waterlevelmonitor.pages.dev/</w:t>
+      </w:r>
     </w:p>
     <w:p>
       <w:pPr>
@@ -18875,7 +18614,7 @@
           <w:bCs/>
         </w:rPr>
       </w:pPr>
-      <w:hyperlink r:id="rId24" w:history="1">
+      <w:hyperlink r:id="rId27" w:history="1">
         <w:r>
           <w:rPr>
             <w:rStyle w:val="Hyperlink"/>
@@ -18922,7 +18661,7 @@
           <w:bCs/>
         </w:rPr>
       </w:pPr>
-      <w:hyperlink r:id="rId25" w:history="1">
+      <w:hyperlink r:id="rId28" w:history="1">
         <w:r>
           <w:rPr>
             <w:rStyle w:val="Hyperlink"/>
@@ -18960,7 +18699,7 @@
         </w:rPr>
         <w:t xml:space="preserve">Tuổi Trẻ, “Ngập tầng hầm giữ xe chung cư, ai chịu trách nhiệm?” 2017. </w:t>
       </w:r>
-      <w:hyperlink r:id="rId26" w:history="1">
+      <w:hyperlink r:id="rId29" w:history="1">
         <w:r>
           <w:rPr>
             <w:rStyle w:val="Hyperlink"/>
@@ -18989,7 +18728,7 @@
         </w:rPr>
         <w:t xml:space="preserve">Thanh Niên, “Xe hỏng vì ngập nước trong chung cư, ai bồi thường?” 2018. </w:t>
       </w:r>
-      <w:hyperlink r:id="rId27" w:history="1">
+      <w:hyperlink r:id="rId30" w:history="1">
         <w:r>
           <w:rPr>
             <w:rStyle w:val="Hyperlink"/>
@@ -19159,7 +18898,7 @@
         </w:rPr>
         <w:t xml:space="preserve">Cloudflare Inc., "Cloudflare Workers Documentation," 2024. </w:t>
       </w:r>
-      <w:hyperlink r:id="rId28" w:history="1">
+      <w:hyperlink r:id="rId31" w:history="1">
         <w:r>
           <w:rPr>
             <w:rStyle w:val="Hyperlink"/>
@@ -19203,7 +18942,7 @@
         </w:rPr>
         <w:t xml:space="preserve"> Cloudflare Inc., "Cloudflare D1 Documentation," 2024. </w:t>
       </w:r>
-      <w:hyperlink r:id="rId29" w:history="1">
+      <w:hyperlink r:id="rId32" w:history="1">
         <w:r>
           <w:rPr>
             <w:rStyle w:val="Hyperlink"/>
@@ -19247,7 +18986,7 @@
         </w:rPr>
         <w:t xml:space="preserve">HiveMQ, "HiveMQ Cloud Documentation," 2024. </w:t>
       </w:r>
-      <w:hyperlink r:id="rId30" w:history="1">
+      <w:hyperlink r:id="rId33" w:history="1">
         <w:r>
           <w:rPr>
             <w:rStyle w:val="Hyperlink"/>
@@ -19291,7 +19030,7 @@
         </w:rPr>
         <w:t xml:space="preserve">Telegram FZ-LLC, "Telegram Bot API," 2024. </w:t>
       </w:r>
-      <w:hyperlink r:id="rId31" w:history="1">
+      <w:hyperlink r:id="rId34" w:history="1">
         <w:r>
           <w:rPr>
             <w:rStyle w:val="Hyperlink"/>
@@ -19335,7 +19074,7 @@
         </w:rPr>
         <w:t xml:space="preserve">Espressif Systems, “ESP32 Series Datasheet,” 2024. </w:t>
       </w:r>
-      <w:hyperlink r:id="rId32" w:history="1">
+      <w:hyperlink r:id="rId35" w:history="1">
         <w:r>
           <w:rPr>
             <w:rStyle w:val="Hyperlink"/>
@@ -19388,7 +19127,7 @@
           <w:bCs/>
         </w:rPr>
       </w:pPr>
-      <w:hyperlink r:id="rId33" w:history="1">
+      <w:hyperlink r:id="rId36" w:history="1">
         <w:r>
           <w:rPr>
             <w:rStyle w:val="Hyperlink"/>
@@ -19432,7 +19171,7 @@
         </w:rPr>
         <w:t xml:space="preserve">ITead Studio, “HC-SR04 Ultrasonic Ranging Module User Guide,” 2010. </w:t>
       </w:r>
-      <w:hyperlink r:id="rId34" w:history="1">
+      <w:hyperlink r:id="rId37" w:history="1">
         <w:r>
           <w:rPr>
             <w:rStyle w:val="Hyperlink"/>
@@ -19520,7 +19259,7 @@
           <w:bCs/>
         </w:rPr>
       </w:pPr>
-      <w:hyperlink r:id="rId35" w:history="1">
+      <w:hyperlink r:id="rId38" w:history="1">
         <w:r>
           <w:rPr>
             <w:rStyle w:val="Hyperlink"/>
@@ -19561,8 +19300,8 @@
       </w:r>
     </w:p>
     <w:sectPr>
-      <w:footerReference w:type="default" r:id="rId36"/>
-      <w:footerReference w:type="first" r:id="rId37"/>
+      <w:footerReference w:type="default" r:id="rId39"/>
+      <w:footerReference w:type="first" r:id="rId40"/>
       <w:pgSz w:w="11906" w:h="16838"/>
       <w:pgMar w:top="1440" w:right="1134" w:bottom="1440" w:left="1701" w:header="708" w:footer="708" w:gutter="0"/>
       <w:cols w:space="720"/>
@@ -21888,6 +21627,156 @@
     </w:lvl>
   </w:abstractNum>
   <w:abstractNum w:abstractNumId="16" w15:restartNumberingAfterBreak="0">
+    <w:nsid w:val="2A44247D"/>
+    <w:multiLevelType w:val="multilevel"/>
+    <w:tmpl w:val="F68C195E"/>
+    <w:lvl w:ilvl="0">
+      <w:start w:val="1"/>
+      <w:numFmt w:val="bullet"/>
+      <w:lvlText w:val="-"/>
+      <w:lvlJc w:val="left"/>
+      <w:pPr>
+        <w:tabs>
+          <w:tab w:val="num" w:pos="720"/>
+        </w:tabs>
+        <w:ind w:left="720" w:hanging="360"/>
+      </w:pPr>
+      <w:rPr>
+        <w:rFonts w:ascii="Times New Roman" w:eastAsiaTheme="minorEastAsia" w:hAnsi="Times New Roman" w:cs="Times New Roman" w:hint="default"/>
+        <w:b w:val="0"/>
+        <w:sz w:val="20"/>
+      </w:rPr>
+    </w:lvl>
+    <w:lvl w:ilvl="1" w:tentative="1">
+      <w:start w:val="1"/>
+      <w:numFmt w:val="bullet"/>
+      <w:lvlText w:val="o"/>
+      <w:lvlJc w:val="left"/>
+      <w:pPr>
+        <w:tabs>
+          <w:tab w:val="num" w:pos="1440"/>
+        </w:tabs>
+        <w:ind w:left="1440" w:hanging="360"/>
+      </w:pPr>
+      <w:rPr>
+        <w:rFonts w:ascii="Courier New" w:hAnsi="Courier New" w:hint="default"/>
+        <w:sz w:val="20"/>
+      </w:rPr>
+    </w:lvl>
+    <w:lvl w:ilvl="2" w:tentative="1">
+      <w:start w:val="1"/>
+      <w:numFmt w:val="bullet"/>
+      <w:lvlText w:val=""/>
+      <w:lvlJc w:val="left"/>
+      <w:pPr>
+        <w:tabs>
+          <w:tab w:val="num" w:pos="2160"/>
+        </w:tabs>
+        <w:ind w:left="2160" w:hanging="360"/>
+      </w:pPr>
+      <w:rPr>
+        <w:rFonts w:ascii="Wingdings" w:hAnsi="Wingdings" w:hint="default"/>
+        <w:sz w:val="20"/>
+      </w:rPr>
+    </w:lvl>
+    <w:lvl w:ilvl="3" w:tentative="1">
+      <w:start w:val="1"/>
+      <w:numFmt w:val="bullet"/>
+      <w:lvlText w:val=""/>
+      <w:lvlJc w:val="left"/>
+      <w:pPr>
+        <w:tabs>
+          <w:tab w:val="num" w:pos="2880"/>
+        </w:tabs>
+        <w:ind w:left="2880" w:hanging="360"/>
+      </w:pPr>
+      <w:rPr>
+        <w:rFonts w:ascii="Wingdings" w:hAnsi="Wingdings" w:hint="default"/>
+        <w:sz w:val="20"/>
+      </w:rPr>
+    </w:lvl>
+    <w:lvl w:ilvl="4" w:tentative="1">
+      <w:start w:val="1"/>
+      <w:numFmt w:val="bullet"/>
+      <w:lvlText w:val=""/>
+      <w:lvlJc w:val="left"/>
+      <w:pPr>
+        <w:tabs>
+          <w:tab w:val="num" w:pos="3600"/>
+        </w:tabs>
+        <w:ind w:left="3600" w:hanging="360"/>
+      </w:pPr>
+      <w:rPr>
+        <w:rFonts w:ascii="Wingdings" w:hAnsi="Wingdings" w:hint="default"/>
+        <w:sz w:val="20"/>
+      </w:rPr>
+    </w:lvl>
+    <w:lvl w:ilvl="5" w:tentative="1">
+      <w:start w:val="1"/>
+      <w:numFmt w:val="bullet"/>
+      <w:lvlText w:val=""/>
+      <w:lvlJc w:val="left"/>
+      <w:pPr>
+        <w:tabs>
+          <w:tab w:val="num" w:pos="4320"/>
+        </w:tabs>
+        <w:ind w:left="4320" w:hanging="360"/>
+      </w:pPr>
+      <w:rPr>
+        <w:rFonts w:ascii="Wingdings" w:hAnsi="Wingdings" w:hint="default"/>
+        <w:sz w:val="20"/>
+      </w:rPr>
+    </w:lvl>
+    <w:lvl w:ilvl="6" w:tentative="1">
+      <w:start w:val="1"/>
+      <w:numFmt w:val="bullet"/>
+      <w:lvlText w:val=""/>
+      <w:lvlJc w:val="left"/>
+      <w:pPr>
+        <w:tabs>
+          <w:tab w:val="num" w:pos="5040"/>
+        </w:tabs>
+        <w:ind w:left="5040" w:hanging="360"/>
+      </w:pPr>
+      <w:rPr>
+        <w:rFonts w:ascii="Wingdings" w:hAnsi="Wingdings" w:hint="default"/>
+        <w:sz w:val="20"/>
+      </w:rPr>
+    </w:lvl>
+    <w:lvl w:ilvl="7" w:tentative="1">
+      <w:start w:val="1"/>
+      <w:numFmt w:val="bullet"/>
+      <w:lvlText w:val=""/>
+      <w:lvlJc w:val="left"/>
+      <w:pPr>
+        <w:tabs>
+          <w:tab w:val="num" w:pos="5760"/>
+        </w:tabs>
+        <w:ind w:left="5760" w:hanging="360"/>
+      </w:pPr>
+      <w:rPr>
+        <w:rFonts w:ascii="Wingdings" w:hAnsi="Wingdings" w:hint="default"/>
+        <w:sz w:val="20"/>
+      </w:rPr>
+    </w:lvl>
+    <w:lvl w:ilvl="8" w:tentative="1">
+      <w:start w:val="1"/>
+      <w:numFmt w:val="bullet"/>
+      <w:lvlText w:val=""/>
+      <w:lvlJc w:val="left"/>
+      <w:pPr>
+        <w:tabs>
+          <w:tab w:val="num" w:pos="6480"/>
+        </w:tabs>
+        <w:ind w:left="6480" w:hanging="360"/>
+      </w:pPr>
+      <w:rPr>
+        <w:rFonts w:ascii="Wingdings" w:hAnsi="Wingdings" w:hint="default"/>
+        <w:sz w:val="20"/>
+      </w:rPr>
+    </w:lvl>
+  </w:abstractNum>
+  <w:abstractNum w:abstractNumId="17" w15:restartNumberingAfterBreak="0">
     <w:nsid w:val="319446B6"/>
     <w:multiLevelType w:val="multilevel"/>
     <w:tmpl w:val="D0201B9A"/>
@@ -22037,7 +21926,7 @@
       </w:rPr>
     </w:lvl>
   </w:abstractNum>
-  <w:abstractNum w:abstractNumId="17" w15:restartNumberingAfterBreak="0">
+  <w:abstractNum w:abstractNumId="18" w15:restartNumberingAfterBreak="0">
     <w:nsid w:val="32E82D5A"/>
     <w:multiLevelType w:val="multilevel"/>
     <w:tmpl w:val="AF7E06C0"/>
@@ -22187,7 +22076,7 @@
       </w:rPr>
     </w:lvl>
   </w:abstractNum>
-  <w:abstractNum w:abstractNumId="18" w15:restartNumberingAfterBreak="0">
+  <w:abstractNum w:abstractNumId="19" w15:restartNumberingAfterBreak="0">
     <w:nsid w:val="366203F7"/>
     <w:multiLevelType w:val="multilevel"/>
     <w:tmpl w:val="C7720724"/>
@@ -22337,7 +22226,7 @@
       </w:rPr>
     </w:lvl>
   </w:abstractNum>
-  <w:abstractNum w:abstractNumId="19" w15:restartNumberingAfterBreak="0">
+  <w:abstractNum w:abstractNumId="20" w15:restartNumberingAfterBreak="0">
     <w:nsid w:val="3EE50F3A"/>
     <w:multiLevelType w:val="multilevel"/>
     <w:tmpl w:val="9D401BC8"/>
@@ -22486,7 +22375,7 @@
       </w:rPr>
     </w:lvl>
   </w:abstractNum>
-  <w:abstractNum w:abstractNumId="20" w15:restartNumberingAfterBreak="0">
+  <w:abstractNum w:abstractNumId="21" w15:restartNumberingAfterBreak="0">
     <w:nsid w:val="422C61C7"/>
     <w:multiLevelType w:val="multilevel"/>
     <w:tmpl w:val="771AB3C0"/>
@@ -22636,7 +22525,7 @@
       </w:rPr>
     </w:lvl>
   </w:abstractNum>
-  <w:abstractNum w:abstractNumId="21" w15:restartNumberingAfterBreak="0">
+  <w:abstractNum w:abstractNumId="22" w15:restartNumberingAfterBreak="0">
     <w:nsid w:val="43FF4BF2"/>
     <w:multiLevelType w:val="multilevel"/>
     <w:tmpl w:val="ED5CA83A"/>
@@ -22786,7 +22675,7 @@
       </w:rPr>
     </w:lvl>
   </w:abstractNum>
-  <w:abstractNum w:abstractNumId="22" w15:restartNumberingAfterBreak="0">
+  <w:abstractNum w:abstractNumId="23" w15:restartNumberingAfterBreak="0">
     <w:nsid w:val="4BBF15AB"/>
     <w:multiLevelType w:val="multilevel"/>
     <w:tmpl w:val="DC2407EE"/>
@@ -22936,7 +22825,7 @@
       </w:rPr>
     </w:lvl>
   </w:abstractNum>
-  <w:abstractNum w:abstractNumId="23" w15:restartNumberingAfterBreak="0">
+  <w:abstractNum w:abstractNumId="24" w15:restartNumberingAfterBreak="0">
     <w:nsid w:val="4EA55A3A"/>
     <w:multiLevelType w:val="multilevel"/>
     <w:tmpl w:val="C69E578A"/>
@@ -23086,7 +22975,7 @@
       </w:rPr>
     </w:lvl>
   </w:abstractNum>
-  <w:abstractNum w:abstractNumId="24" w15:restartNumberingAfterBreak="0">
+  <w:abstractNum w:abstractNumId="25" w15:restartNumberingAfterBreak="0">
     <w:nsid w:val="4F6C3532"/>
     <w:multiLevelType w:val="multilevel"/>
     <w:tmpl w:val="E2381EF0"/>
@@ -23236,7 +23125,7 @@
       </w:rPr>
     </w:lvl>
   </w:abstractNum>
-  <w:abstractNum w:abstractNumId="25" w15:restartNumberingAfterBreak="0">
+  <w:abstractNum w:abstractNumId="26" w15:restartNumberingAfterBreak="0">
     <w:nsid w:val="51403D55"/>
     <w:multiLevelType w:val="multilevel"/>
     <w:tmpl w:val="430CB516"/>
@@ -23385,7 +23274,7 @@
       </w:rPr>
     </w:lvl>
   </w:abstractNum>
-  <w:abstractNum w:abstractNumId="26" w15:restartNumberingAfterBreak="0">
+  <w:abstractNum w:abstractNumId="27" w15:restartNumberingAfterBreak="0">
     <w:nsid w:val="53E82DD5"/>
     <w:multiLevelType w:val="multilevel"/>
     <w:tmpl w:val="DAD6DE3C"/>
@@ -23535,7 +23424,7 @@
       </w:rPr>
     </w:lvl>
   </w:abstractNum>
-  <w:abstractNum w:abstractNumId="27" w15:restartNumberingAfterBreak="0">
+  <w:abstractNum w:abstractNumId="28" w15:restartNumberingAfterBreak="0">
     <w:nsid w:val="58450B8F"/>
     <w:multiLevelType w:val="multilevel"/>
     <w:tmpl w:val="9CB8E1D4"/>
@@ -23685,7 +23574,7 @@
       </w:rPr>
     </w:lvl>
   </w:abstractNum>
-  <w:abstractNum w:abstractNumId="28" w15:restartNumberingAfterBreak="0">
+  <w:abstractNum w:abstractNumId="29" w15:restartNumberingAfterBreak="0">
     <w:nsid w:val="5D747F96"/>
     <w:multiLevelType w:val="multilevel"/>
     <w:tmpl w:val="C51A2CF0"/>
@@ -23834,7 +23723,7 @@
       </w:rPr>
     </w:lvl>
   </w:abstractNum>
-  <w:abstractNum w:abstractNumId="29" w15:restartNumberingAfterBreak="0">
+  <w:abstractNum w:abstractNumId="30" w15:restartNumberingAfterBreak="0">
     <w:nsid w:val="61BF22C4"/>
     <w:multiLevelType w:val="multilevel"/>
     <w:tmpl w:val="EA4AA6AA"/>
@@ -23983,7 +23872,7 @@
       </w:rPr>
     </w:lvl>
   </w:abstractNum>
-  <w:abstractNum w:abstractNumId="30" w15:restartNumberingAfterBreak="0">
+  <w:abstractNum w:abstractNumId="31" w15:restartNumberingAfterBreak="0">
     <w:nsid w:val="65361FD8"/>
     <w:multiLevelType w:val="multilevel"/>
     <w:tmpl w:val="1EAADEAC"/>
@@ -24133,7 +24022,7 @@
       </w:rPr>
     </w:lvl>
   </w:abstractNum>
-  <w:abstractNum w:abstractNumId="31" w15:restartNumberingAfterBreak="0">
+  <w:abstractNum w:abstractNumId="32" w15:restartNumberingAfterBreak="0">
     <w:nsid w:val="67D10283"/>
     <w:multiLevelType w:val="multilevel"/>
     <w:tmpl w:val="FD24121A"/>
@@ -24283,7 +24172,7 @@
       </w:rPr>
     </w:lvl>
   </w:abstractNum>
-  <w:abstractNum w:abstractNumId="32" w15:restartNumberingAfterBreak="0">
+  <w:abstractNum w:abstractNumId="33" w15:restartNumberingAfterBreak="0">
     <w:nsid w:val="68A303A8"/>
     <w:multiLevelType w:val="multilevel"/>
     <w:tmpl w:val="74E27DCC"/>
@@ -24433,7 +24322,7 @@
       </w:rPr>
     </w:lvl>
   </w:abstractNum>
-  <w:abstractNum w:abstractNumId="33" w15:restartNumberingAfterBreak="0">
+  <w:abstractNum w:abstractNumId="34" w15:restartNumberingAfterBreak="0">
     <w:nsid w:val="68ED0907"/>
     <w:multiLevelType w:val="multilevel"/>
     <w:tmpl w:val="915E477A"/>
@@ -24583,7 +24472,7 @@
       </w:rPr>
     </w:lvl>
   </w:abstractNum>
-  <w:abstractNum w:abstractNumId="34" w15:restartNumberingAfterBreak="0">
+  <w:abstractNum w:abstractNumId="35" w15:restartNumberingAfterBreak="0">
     <w:nsid w:val="695C3D51"/>
     <w:multiLevelType w:val="multilevel"/>
     <w:tmpl w:val="06B6F22E"/>
@@ -24733,7 +24622,7 @@
       </w:rPr>
     </w:lvl>
   </w:abstractNum>
-  <w:abstractNum w:abstractNumId="35" w15:restartNumberingAfterBreak="0">
+  <w:abstractNum w:abstractNumId="36" w15:restartNumberingAfterBreak="0">
     <w:nsid w:val="6BE861A3"/>
     <w:multiLevelType w:val="multilevel"/>
     <w:tmpl w:val="32F2E7F2"/>
@@ -24883,7 +24772,7 @@
       </w:rPr>
     </w:lvl>
   </w:abstractNum>
-  <w:abstractNum w:abstractNumId="36" w15:restartNumberingAfterBreak="0">
+  <w:abstractNum w:abstractNumId="37" w15:restartNumberingAfterBreak="0">
     <w:nsid w:val="70554B95"/>
     <w:multiLevelType w:val="multilevel"/>
     <w:tmpl w:val="3A30D684"/>
@@ -25033,7 +24922,7 @@
       </w:rPr>
     </w:lvl>
   </w:abstractNum>
-  <w:abstractNum w:abstractNumId="37" w15:restartNumberingAfterBreak="0">
+  <w:abstractNum w:abstractNumId="38" w15:restartNumberingAfterBreak="0">
     <w:nsid w:val="7C4B236A"/>
     <w:multiLevelType w:val="multilevel"/>
     <w:tmpl w:val="D42AE5A6"/>
@@ -25190,34 +25079,34 @@
     <w:abstractNumId w:val="11"/>
   </w:num>
   <w:num w:numId="3" w16cid:durableId="712316871">
+    <w:abstractNumId w:val="30"/>
+  </w:num>
+  <w:num w:numId="4" w16cid:durableId="416444229">
+    <w:abstractNumId w:val="34"/>
+  </w:num>
+  <w:num w:numId="5" w16cid:durableId="987637470">
     <w:abstractNumId w:val="29"/>
   </w:num>
-  <w:num w:numId="4" w16cid:durableId="416444229">
-    <w:abstractNumId w:val="33"/>
-  </w:num>
-  <w:num w:numId="5" w16cid:durableId="987637470">
-    <w:abstractNumId w:val="28"/>
-  </w:num>
   <w:num w:numId="6" w16cid:durableId="150875230">
-    <w:abstractNumId w:val="23"/>
+    <w:abstractNumId w:val="24"/>
   </w:num>
   <w:num w:numId="7" w16cid:durableId="372123301">
-    <w:abstractNumId w:val="35"/>
+    <w:abstractNumId w:val="36"/>
   </w:num>
   <w:num w:numId="8" w16cid:durableId="1700861297">
     <w:abstractNumId w:val="4"/>
   </w:num>
   <w:num w:numId="9" w16cid:durableId="1671251734">
-    <w:abstractNumId w:val="24"/>
+    <w:abstractNumId w:val="25"/>
   </w:num>
   <w:num w:numId="10" w16cid:durableId="397410326">
     <w:abstractNumId w:val="8"/>
   </w:num>
   <w:num w:numId="11" w16cid:durableId="766003672">
-    <w:abstractNumId w:val="30"/>
+    <w:abstractNumId w:val="31"/>
   </w:num>
   <w:num w:numId="12" w16cid:durableId="145436856">
-    <w:abstractNumId w:val="27"/>
+    <w:abstractNumId w:val="28"/>
   </w:num>
   <w:num w:numId="13" w16cid:durableId="769274563">
     <w:abstractNumId w:val="12"/>
@@ -25226,7 +25115,7 @@
     <w:abstractNumId w:val="0"/>
   </w:num>
   <w:num w:numId="15" w16cid:durableId="32048935">
-    <w:abstractNumId w:val="16"/>
+    <w:abstractNumId w:val="17"/>
   </w:num>
   <w:num w:numId="16" w16cid:durableId="1439327504">
     <w:abstractNumId w:val="14"/>
@@ -25238,46 +25127,46 @@
     <w:abstractNumId w:val="3"/>
   </w:num>
   <w:num w:numId="19" w16cid:durableId="1291981416">
-    <w:abstractNumId w:val="36"/>
+    <w:abstractNumId w:val="37"/>
   </w:num>
   <w:num w:numId="20" w16cid:durableId="1693339211">
+    <w:abstractNumId w:val="21"/>
+  </w:num>
+  <w:num w:numId="21" w16cid:durableId="351609469">
     <w:abstractNumId w:val="20"/>
   </w:num>
-  <w:num w:numId="21" w16cid:durableId="351609469">
-    <w:abstractNumId w:val="19"/>
-  </w:num>
   <w:num w:numId="22" w16cid:durableId="1188175022">
-    <w:abstractNumId w:val="25"/>
+    <w:abstractNumId w:val="26"/>
   </w:num>
   <w:num w:numId="23" w16cid:durableId="1814980959">
-    <w:abstractNumId w:val="17"/>
+    <w:abstractNumId w:val="18"/>
   </w:num>
   <w:num w:numId="24" w16cid:durableId="1547445623">
-    <w:abstractNumId w:val="18"/>
+    <w:abstractNumId w:val="19"/>
   </w:num>
   <w:num w:numId="25" w16cid:durableId="364478050">
     <w:abstractNumId w:val="9"/>
   </w:num>
   <w:num w:numId="26" w16cid:durableId="520969340">
-    <w:abstractNumId w:val="34"/>
+    <w:abstractNumId w:val="35"/>
   </w:num>
   <w:num w:numId="27" w16cid:durableId="1831554470">
-    <w:abstractNumId w:val="26"/>
+    <w:abstractNumId w:val="27"/>
   </w:num>
   <w:num w:numId="28" w16cid:durableId="1352338279">
-    <w:abstractNumId w:val="22"/>
+    <w:abstractNumId w:val="23"/>
   </w:num>
   <w:num w:numId="29" w16cid:durableId="1453792409">
     <w:abstractNumId w:val="2"/>
   </w:num>
   <w:num w:numId="30" w16cid:durableId="438721201">
-    <w:abstractNumId w:val="21"/>
+    <w:abstractNumId w:val="22"/>
   </w:num>
   <w:num w:numId="31" w16cid:durableId="1028871147">
     <w:abstractNumId w:val="6"/>
   </w:num>
   <w:num w:numId="32" w16cid:durableId="1547988013">
-    <w:abstractNumId w:val="31"/>
+    <w:abstractNumId w:val="32"/>
   </w:num>
   <w:num w:numId="33" w16cid:durableId="2016415071">
     <w:abstractNumId w:val="7"/>
@@ -25289,16 +25178,19 @@
     <w:abstractNumId w:val="10"/>
   </w:num>
   <w:num w:numId="36" w16cid:durableId="580218213">
-    <w:abstractNumId w:val="37"/>
+    <w:abstractNumId w:val="38"/>
   </w:num>
   <w:num w:numId="37" w16cid:durableId="1804224618">
     <w:abstractNumId w:val="1"/>
   </w:num>
   <w:num w:numId="38" w16cid:durableId="661590387">
-    <w:abstractNumId w:val="32"/>
+    <w:abstractNumId w:val="33"/>
   </w:num>
   <w:num w:numId="39" w16cid:durableId="1108280070">
     <w:abstractNumId w:val="13"/>
+  </w:num>
+  <w:num w:numId="40" w16cid:durableId="1340623010">
+    <w:abstractNumId w:val="16"/>
   </w:num>
 </w:numbering>
 </file>
@@ -25701,7 +25593,7 @@
   <w:style w:type="paragraph" w:default="1" w:styleId="Normal">
     <w:name w:val="Normal"/>
     <w:qFormat/>
-    <w:rsid w:val="00CE74DC"/>
+    <w:rsid w:val="005D7D1E"/>
   </w:style>
   <w:style w:type="paragraph" w:styleId="Heading1">
     <w:name w:val="heading 1"/>
@@ -25801,7 +25693,6 @@
   <w:style w:type="character" w:default="1" w:styleId="DefaultParagraphFont">
     <w:name w:val="Default Paragraph Font"/>
     <w:uiPriority w:val="1"/>
-    <w:semiHidden/>
     <w:unhideWhenUsed/>
   </w:style>
   <w:style w:type="table" w:default="1" w:styleId="TableNormal">
@@ -26238,6 +26129,16 @@
     <w:rPr>
       <w:color w:val="96607D" w:themeColor="followedHyperlink"/>
       <w:u w:val="single"/>
+    </w:rPr>
+  </w:style>
+  <w:style w:type="character" w:styleId="PlaceholderText">
+    <w:name w:val="Placeholder Text"/>
+    <w:basedOn w:val="DefaultParagraphFont"/>
+    <w:uiPriority w:val="99"/>
+    <w:semiHidden/>
+    <w:rsid w:val="00D71F99"/>
+    <w:rPr>
+      <w:color w:val="666666"/>
     </w:rPr>
   </w:style>
 </w:styles>
